--- a/Runbook.docx
+++ b/Runbook.docx
@@ -4,6 +4,12 @@
   <w:body>
     <w:sdt>
       <w:sdtPr>
+        <w:rPr>
+          <w:rFonts w:eastAsiaTheme="minorEastAsia" w:cstheme="minorBidi"/>
+          <w:caps w:val="0"/>
+          <w:color w:val="auto"/>
+          <w:spacing w:val="0"/>
+        </w:rPr>
         <w:id w:val="18441216"/>
         <w:docPartObj>
           <w:docPartGallery w:val="Table of Contents"/>
@@ -12,13 +18,9 @@
       </w:sdtPr>
       <w:sdtEndPr>
         <w:rPr>
-          <w:rFonts w:eastAsiaTheme="minorEastAsia" w:cstheme="minorBidi"/>
-          <w:b/>
-          <w:bCs/>
-          <w:caps w:val="0"/>
+          <w:b/>
+          <w:bCs/>
           <w:noProof/>
-          <w:color w:val="auto"/>
-          <w:spacing w:val="0"/>
         </w:rPr>
       </w:sdtEndPr>
       <w:sdtContent>
@@ -514,7 +516,7 @@
               <w:noProof/>
               <w:kern w:val="2"/>
               <w:szCs w:val="24"/>
-              <w:lang w:eastAsia="en-US"/>
+              <w:lang w:val="de-DE" w:eastAsia="en-US"/>
               <w14:ligatures w14:val="standardContextual"/>
             </w:rPr>
           </w:pPr>
@@ -15046,7 +15048,6 @@
           <w:rStyle w:val="Strong"/>
           <w:b w:val="0"/>
           <w:bCs w:val="0"/>
-          <w:lang w:val="de-DE"/>
         </w:rPr>
       </w:pPr>
       <w:bookmarkStart w:id="39" w:name="_Toc222507534"/>
@@ -15055,7 +15056,7 @@
           <w:rStyle w:val="Strong"/>
           <w:b w:val="0"/>
           <w:bCs w:val="0"/>
-          <w:lang w:val="de-DE" w:eastAsia="en-US"/>
+          <w:lang w:eastAsia="en-US"/>
         </w:rPr>
         <w:lastRenderedPageBreak/>
         <w:t>Script: step28_match_anlagen_einheiten_files.py</w:t>
@@ -15066,7 +15067,6 @@
           <w:rStyle w:val="Strong"/>
           <w:b w:val="0"/>
           <w:bCs w:val="0"/>
-          <w:lang w:val="de-DE"/>
         </w:rPr>
         <w:t xml:space="preserve"> </w:t>
       </w:r>
@@ -20151,7 +20151,56 @@
     </w:p>
     <w:p>
       <w:r>
-        <w:t xml:space="preserve">This module transforms aggregated </w:t>
+        <w:rPr>
+          <w:b/>
+          <w:bCs/>
+          <w:u w:val="single"/>
+        </w:rPr>
+        <w:t>Purpose:</w:t>
+      </w:r>
+      <w:r>
+        <w:t xml:space="preserve"> Create fixed, authoritative center point layers used as spatial anchors for pie chart placement. These centers are reused across yearly bins and across multiple pie systems (state-level, </w:t>
+      </w:r>
+      <w:proofErr w:type="spellStart"/>
+      <w:r>
+        <w:t>statewise</w:t>
+      </w:r>
+      <w:proofErr w:type="spellEnd"/>
+      <w:r>
+        <w:t xml:space="preserve"> </w:t>
+      </w:r>
+      <w:proofErr w:type="spellStart"/>
+      <w:r>
+        <w:t>landkreis</w:t>
+      </w:r>
+      <w:proofErr w:type="spellEnd"/>
+      <w:r>
+        <w:t xml:space="preserve">, nationwide </w:t>
+      </w:r>
+      <w:proofErr w:type="spellStart"/>
+      <w:r>
+        <w:t>landkreis</w:t>
+      </w:r>
+      <w:proofErr w:type="spellEnd"/>
+      <w:r>
+        <w:t>) to ensure visual stability and avoid pie shifting between frames.</w:t>
+      </w:r>
+      <w:r>
+        <w:t xml:space="preserve"> </w:t>
+      </w:r>
+      <w:r>
+        <w:br/>
+      </w:r>
+      <w:r>
+        <w:rPr>
+          <w:b/>
+          <w:bCs/>
+          <w:u w:val="single"/>
+        </w:rPr>
+        <w:t>Precondition:</w:t>
+      </w:r>
+      <w:r>
+        <w:t xml:space="preserve"> GADM boundary </w:t>
       </w:r>
       <w:proofErr w:type="spellStart"/>
       <w:r>
@@ -20159,107 +20208,1431 @@
       </w:r>
       <w:proofErr w:type="spellEnd"/>
       <w:r>
-        <w:t xml:space="preserve"> datasets into scalable </w:t>
-      </w:r>
-      <w:proofErr w:type="spellStart"/>
-      <w:r>
-        <w:t>piechart</w:t>
-      </w:r>
-      <w:proofErr w:type="spellEnd"/>
-      <w:r>
-        <w:t xml:space="preserve"> geometries and animated visual layers.</w:t>
+        <w:t xml:space="preserve"> files must exist locally under the project folder </w:t>
+      </w:r>
+      <w:proofErr w:type="spellStart"/>
+      <w:r>
+        <w:t>gadm_data</w:t>
+      </w:r>
+      <w:proofErr w:type="spellEnd"/>
+      <w:r>
+        <w:t>/gadm41_DEU (</w:t>
+      </w:r>
+      <w:proofErr w:type="gramStart"/>
+      <w:r>
+        <w:t>Level-1</w:t>
+      </w:r>
+      <w:proofErr w:type="gramEnd"/>
+      <w:r>
+        <w:t xml:space="preserve"> and </w:t>
+      </w:r>
+      <w:proofErr w:type="gramStart"/>
+      <w:r>
+        <w:t>Level-2</w:t>
+      </w:r>
+      <w:proofErr w:type="gramEnd"/>
+      <w:r>
+        <w:t>).</w:t>
       </w:r>
     </w:p>
     <w:p>
-      <w:r>
-        <w:t xml:space="preserve">The architecture is hierarchical and organized </w:t>
-      </w:r>
-      <w:r>
-        <w:t>at a spatial</w:t>
-      </w:r>
-      <w:r>
-        <w:t xml:space="preserve"> level.</w:t>
-      </w:r>
+      <w:pPr>
+        <w:pStyle w:val="Heading2"/>
+      </w:pPr>
+      <w:bookmarkStart w:id="58" w:name="_Toc222507553"/>
+      <w:r>
+        <w:t xml:space="preserve">D1. </w:t>
+      </w:r>
+      <w:r>
+        <w:t xml:space="preserve">Geometrıc Reference Buılders </w:t>
+      </w:r>
+      <w:r>
+        <w:t>(</w:t>
+      </w:r>
+      <w:r>
+        <w:t>Step-0</w:t>
+      </w:r>
+      <w:r>
+        <w:t>)</w:t>
+      </w:r>
+      <w:bookmarkEnd w:id="58"/>
     </w:p>
     <w:p>
+      <w:bookmarkStart w:id="59" w:name="_Toc222507554"/>
+      <w:r>
+        <w:t>These scripts generate authoritative center points that are later used as fixed anchors for pie-chart geometry construction. They operate in metric CRS (EPSG:3035) for distance-based logic and export results in EPSG:4326.</w:t>
+      </w:r>
+      <w:bookmarkEnd w:id="59"/>
+    </w:p>
+    <w:p>
+      <w:pPr>
+        <w:pStyle w:val="Heading3"/>
+      </w:pPr>
+      <w:r>
+        <w:t xml:space="preserve">Script: </w:t>
+      </w:r>
+      <w:r>
+        <w:t>step0_make_germany_landkreis_centers_for2and3.py</w:t>
+      </w:r>
+    </w:p>
+    <w:p>
+      <w:r>
+        <w:rPr>
+          <w:b/>
+          <w:bCs/>
+          <w:u w:val="single"/>
+        </w:rPr>
+        <w:t>Purpose:</w:t>
+      </w:r>
+      <w:r>
+        <w:t xml:space="preserve"> </w:t>
+      </w:r>
+      <w:r>
+        <w:t xml:space="preserve">Build authoritative nationwide Landkreis center points based on actual plant point distributions and GADM </w:t>
+      </w:r>
+      <w:proofErr w:type="gramStart"/>
+      <w:r>
+        <w:t>Level-2</w:t>
+      </w:r>
+      <w:proofErr w:type="gramEnd"/>
+      <w:r>
+        <w:t xml:space="preserve"> polygons. The script resolves nested Landkreis conflicts and prevents border proximity issues to guarantee visually stable pie placement for Step-2 (</w:t>
+      </w:r>
+      <w:proofErr w:type="spellStart"/>
+      <w:r>
+        <w:t>statewise</w:t>
+      </w:r>
+      <w:proofErr w:type="spellEnd"/>
+      <w:r>
+        <w:t xml:space="preserve"> Landkreis) and Step-3 (nationwide Landkreis) pie systems.</w:t>
+      </w:r>
+      <w:r>
+        <w:t xml:space="preserve"> </w:t>
+      </w:r>
+      <w:r>
+        <w:br/>
+      </w:r>
+      <w:r>
+        <w:rPr>
+          <w:b/>
+          <w:bCs/>
+          <w:u w:val="single"/>
+        </w:rPr>
+        <w:t>Inputs:</w:t>
+      </w:r>
+      <w:r>
+        <w:t xml:space="preserve"> </w:t>
+      </w:r>
+      <w:r>
+        <w:br/>
+      </w:r>
+      <w:r>
+        <w:t>INPUT_ROOT =</w:t>
+      </w:r>
+      <w:r>
+        <w:br/>
+      </w:r>
+      <w:r>
+        <w:t>C:\Users\jo73vure\Desktop\powerPlantProject\data\geojson\by_state_landkreis</w:t>
+      </w:r>
+      <w:r>
+        <w:br/>
+      </w:r>
+      <w:r>
+        <w:t>LANDKREIS_POLYGONS_PATH =</w:t>
+      </w:r>
+      <w:r>
+        <w:br/>
+      </w:r>
+      <w:r>
+        <w:t>C:\Users\jo73vure\Desktop\powerPlantProject\gadm_data\gadm41_DEU\gadm41_DEU_2.json</w:t>
+      </w:r>
+      <w:r>
+        <w:br/>
+      </w:r>
+      <w:r>
+        <w:t>CRS_INPUT = EPSG:4326</w:t>
+      </w:r>
+      <w:r>
+        <w:br/>
+      </w:r>
+      <w:r>
+        <w:t>CRS_METRIC = EPSG:3035</w:t>
+      </w:r>
+      <w:r>
+        <w:br/>
+      </w:r>
+      <w:r>
+        <w:rPr>
+          <w:b/>
+          <w:bCs/>
+          <w:u w:val="single"/>
+        </w:rPr>
+        <w:t>Outputs:</w:t>
+      </w:r>
+      <w:r>
+        <w:t xml:space="preserve"> </w:t>
+      </w:r>
+      <w:r>
+        <w:br/>
+      </w:r>
+      <w:r>
+        <w:t>C:\Users\jo73vure\Desktop\powerPlantProject\data\geojson\pieCharts\landkreis_centers\de_landkreis_centers.geojson</w:t>
+      </w:r>
+      <w:r>
+        <w:br/>
+      </w:r>
+      <w:r>
+        <w:t>One center point per AGS5 (Landkreis key), including attributes:</w:t>
+      </w:r>
+      <w:r>
+        <w:t xml:space="preserve"> </w:t>
+      </w:r>
+      <w:r>
+        <w:br/>
+      </w:r>
+      <w:r>
+        <w:t xml:space="preserve">ags5, </w:t>
+      </w:r>
+      <w:proofErr w:type="spellStart"/>
+      <w:r>
+        <w:t>kreis_key</w:t>
+      </w:r>
+      <w:proofErr w:type="spellEnd"/>
+      <w:r>
+        <w:t xml:space="preserve">, </w:t>
+      </w:r>
+      <w:proofErr w:type="spellStart"/>
+      <w:r>
+        <w:t>kreis_name</w:t>
+      </w:r>
+      <w:proofErr w:type="spellEnd"/>
+      <w:r>
+        <w:t xml:space="preserve">, </w:t>
+      </w:r>
+      <w:proofErr w:type="spellStart"/>
+      <w:r>
+        <w:t>state_slug</w:t>
+      </w:r>
+      <w:proofErr w:type="spellEnd"/>
+      <w:r>
+        <w:t xml:space="preserve">, </w:t>
+      </w:r>
+      <w:proofErr w:type="spellStart"/>
+      <w:r>
+        <w:t>state_name</w:t>
+      </w:r>
+      <w:proofErr w:type="spellEnd"/>
+      <w:r>
+        <w:t>.</w:t>
+      </w:r>
+      <w:r>
+        <w:t xml:space="preserve"> </w:t>
+      </w:r>
+      <w:r>
+        <w:br/>
+      </w:r>
+      <w:r>
+        <w:rPr>
+          <w:b/>
+          <w:bCs/>
+          <w:u w:val="single"/>
+        </w:rPr>
+        <w:t>How to Run:</w:t>
+      </w:r>
+      <w:r>
+        <w:t xml:space="preserve"> </w:t>
+      </w:r>
+      <w:proofErr w:type="spellStart"/>
+      <w:r>
+        <w:t>py</w:t>
+      </w:r>
+      <w:proofErr w:type="spellEnd"/>
+      <w:r>
+        <w:t xml:space="preserve"> step0_for2and3_make_landkreis_centers.py</w:t>
+      </w:r>
+      <w:r>
+        <w:br/>
+      </w:r>
+      <w:r>
+        <w:rPr>
+          <w:b/>
+          <w:bCs/>
+          <w:u w:val="single"/>
+        </w:rPr>
+        <w:t>Key Logic:</w:t>
+      </w:r>
+      <w:r>
+        <w:t xml:space="preserve"> </w:t>
+      </w:r>
+      <w:r>
+        <w:t xml:space="preserve">The script recursively scans all </w:t>
+      </w:r>
+      <w:proofErr w:type="spellStart"/>
+      <w:r>
+        <w:t>GeoJSON</w:t>
+      </w:r>
+      <w:proofErr w:type="spellEnd"/>
+      <w:r>
+        <w:t xml:space="preserve"> files under </w:t>
+      </w:r>
+      <w:proofErr w:type="spellStart"/>
+      <w:r>
+        <w:t>by_state_landkreis</w:t>
+      </w:r>
+      <w:proofErr w:type="spellEnd"/>
+      <w:r>
+        <w:t xml:space="preserve"> to collect plant point geometries. For each feature, it extracts an AGS5 identifier using multiple fallback fields such as </w:t>
+      </w:r>
+      <w:proofErr w:type="spellStart"/>
+      <w:r>
+        <w:t>Gemeindeschluessel</w:t>
+      </w:r>
+      <w:proofErr w:type="spellEnd"/>
+      <w:r>
+        <w:t xml:space="preserve">, AGS, </w:t>
+      </w:r>
+      <w:proofErr w:type="spellStart"/>
+      <w:r>
+        <w:t>kreisschluessel</w:t>
+      </w:r>
+      <w:proofErr w:type="spellEnd"/>
+      <w:r>
+        <w:t xml:space="preserve">, or </w:t>
+      </w:r>
+      <w:proofErr w:type="spellStart"/>
+      <w:r>
+        <w:t>rs</w:t>
+      </w:r>
+      <w:proofErr w:type="spellEnd"/>
+      <w:r>
+        <w:t>.</w:t>
+      </w:r>
+      <w:r>
+        <w:t xml:space="preserve"> </w:t>
+      </w:r>
+      <w:r>
+        <w:br/>
+      </w:r>
+      <w:r>
+        <w:t xml:space="preserve">For every AGS5, it computes an initial center as the arithmetic </w:t>
+      </w:r>
+      <w:proofErr w:type="gramStart"/>
+      <w:r>
+        <w:t>mean</w:t>
+      </w:r>
+      <w:proofErr w:type="gramEnd"/>
+      <w:r>
+        <w:t xml:space="preserve"> of all point coordinates in metric CRS (EPSG:3035).</w:t>
+      </w:r>
+      <w:r>
+        <w:t xml:space="preserve"> </w:t>
+      </w:r>
+      <w:r>
+        <w:br/>
+      </w:r>
+      <w:r>
+        <w:lastRenderedPageBreak/>
+        <w:t xml:space="preserve">The script loads GADM </w:t>
+      </w:r>
+      <w:proofErr w:type="gramStart"/>
+      <w:r>
+        <w:t>Level-2</w:t>
+      </w:r>
+      <w:proofErr w:type="gramEnd"/>
+      <w:r>
+        <w:t xml:space="preserve"> polygons, builds a spatial index, and determines the smallest containing polygon for each computed center. If the centroid lies outside its polygon, it replaces it with </w:t>
+      </w:r>
+      <w:proofErr w:type="spellStart"/>
+      <w:r>
+        <w:t>representative_</w:t>
+      </w:r>
+      <w:proofErr w:type="gramStart"/>
+      <w:r>
+        <w:t>point</w:t>
+      </w:r>
+      <w:proofErr w:type="spellEnd"/>
+      <w:r>
+        <w:t>(</w:t>
+      </w:r>
+      <w:proofErr w:type="gramEnd"/>
+      <w:r>
+        <w:t>).</w:t>
+      </w:r>
+      <w:r>
+        <w:br/>
+      </w:r>
+      <w:r>
+        <w:t>Nested conflict resolution is applied iteratively. If a center lies inside a smaller polygon that is not its own Landkreis polygon, the center is shifted inward using repeated negative buffering with STEP_M until it lies strictly inside its correct polygon.</w:t>
+      </w:r>
+      <w:r>
+        <w:t xml:space="preserve"> </w:t>
+      </w:r>
+      <w:r>
+        <w:br/>
+      </w:r>
+      <w:r>
+        <w:t>A border proximity correction is then applied. If the center is closer than</w:t>
+      </w:r>
+      <w:r>
+        <w:t xml:space="preserve"> </w:t>
+      </w:r>
+      <w:r>
+        <w:t>BORDER_THRESHOLD_M (4500 m) to the polygon boundary, the script shifts it inward to avoid visual crowding in later pie charts.</w:t>
+      </w:r>
+      <w:r>
+        <w:t xml:space="preserve"> </w:t>
+      </w:r>
+      <w:r>
+        <w:br/>
+      </w:r>
+      <w:r>
+        <w:t xml:space="preserve">Finally, all centers are transformed back to EPSG:4326 and written as a </w:t>
+      </w:r>
+      <w:proofErr w:type="spellStart"/>
+      <w:r>
+        <w:t>GeoJSON</w:t>
+      </w:r>
+      <w:proofErr w:type="spellEnd"/>
+      <w:r>
+        <w:t xml:space="preserve"> file.</w:t>
+      </w:r>
+      <w:r>
+        <w:t xml:space="preserve"> </w:t>
+      </w:r>
+      <w:r>
+        <w:br/>
+      </w:r>
+      <w:r>
+        <w:rPr>
+          <w:b/>
+          <w:bCs/>
+          <w:u w:val="single"/>
+        </w:rPr>
+        <w:t>Dependencies:</w:t>
+      </w:r>
+      <w:r>
+        <w:t xml:space="preserve"> </w:t>
+      </w:r>
+      <w:proofErr w:type="spellStart"/>
+      <w:r>
+        <w:t>geopandas</w:t>
+      </w:r>
+      <w:proofErr w:type="spellEnd"/>
+      <w:r>
+        <w:t xml:space="preserve">, </w:t>
+      </w:r>
+      <w:r>
+        <w:t>pandas</w:t>
+      </w:r>
+      <w:r>
+        <w:t xml:space="preserve">, </w:t>
+      </w:r>
+      <w:r>
+        <w:t>shapely</w:t>
+      </w:r>
+      <w:r>
+        <w:t xml:space="preserve">, </w:t>
+      </w:r>
+      <w:proofErr w:type="spellStart"/>
+      <w:r>
+        <w:t>os</w:t>
+      </w:r>
+      <w:proofErr w:type="spellEnd"/>
+      <w:r>
+        <w:t xml:space="preserve">, </w:t>
+      </w:r>
+      <w:r>
+        <w:t>re</w:t>
+      </w:r>
+      <w:r>
+        <w:t xml:space="preserve">, </w:t>
+      </w:r>
+      <w:proofErr w:type="spellStart"/>
+      <w:r>
+        <w:t>unicodedata</w:t>
+      </w:r>
+      <w:proofErr w:type="spellEnd"/>
+      <w:r>
+        <w:t xml:space="preserve">, </w:t>
+      </w:r>
+      <w:r>
+        <w:t>collections</w:t>
+      </w:r>
+      <w:r>
+        <w:t xml:space="preserve">, </w:t>
+      </w:r>
+      <w:proofErr w:type="spellStart"/>
+      <w:r>
+        <w:t>pathlib</w:t>
+      </w:r>
+      <w:proofErr w:type="spellEnd"/>
+      <w:r>
+        <w:br/>
+      </w:r>
+    </w:p>
+    <w:p>
+      <w:pPr>
+        <w:pStyle w:val="Heading3"/>
+      </w:pPr>
+      <w:r>
+        <w:t>Script: step0_make_thueringen_landkreis_centers.py</w:t>
+      </w:r>
+    </w:p>
+    <w:p>
+      <w:r>
+        <w:rPr>
+          <w:b/>
+          <w:bCs/>
+          <w:u w:val="single"/>
+        </w:rPr>
+        <w:t>Purpose:</w:t>
+      </w:r>
+      <w:r>
+        <w:t xml:space="preserve"> </w:t>
+      </w:r>
+      <w:r>
+        <w:t xml:space="preserve">Create authoritative center points for all Thüringen </w:t>
+      </w:r>
+      <w:proofErr w:type="spellStart"/>
+      <w:r>
+        <w:t>Landkreise</w:t>
+      </w:r>
+      <w:proofErr w:type="spellEnd"/>
+      <w:r>
+        <w:t xml:space="preserve"> using GADM </w:t>
+      </w:r>
+      <w:proofErr w:type="gramStart"/>
+      <w:r>
+        <w:t>Level-2</w:t>
+      </w:r>
+      <w:proofErr w:type="gramEnd"/>
+      <w:r>
+        <w:t xml:space="preserve"> polygons. These centers are used as fixed anchors for Thüringen-specific </w:t>
+      </w:r>
+      <w:proofErr w:type="spellStart"/>
+      <w:r>
+        <w:t>statewise</w:t>
+      </w:r>
+      <w:proofErr w:type="spellEnd"/>
+      <w:r>
+        <w:t xml:space="preserve"> Landkreis pie charts.</w:t>
+      </w:r>
+      <w:r>
+        <w:t xml:space="preserve"> </w:t>
+      </w:r>
+      <w:r>
+        <w:br/>
+      </w:r>
+      <w:r>
+        <w:rPr>
+          <w:b/>
+          <w:bCs/>
+          <w:u w:val="single"/>
+        </w:rPr>
+        <w:t>Inputs:</w:t>
+      </w:r>
+      <w:r>
+        <w:t xml:space="preserve"> </w:t>
+      </w:r>
+      <w:r>
+        <w:br/>
+      </w:r>
+      <w:r>
+        <w:t>GADM_L2_PATH =</w:t>
+      </w:r>
+      <w:r>
+        <w:br/>
+      </w:r>
+      <w:r>
+        <w:t>C:\Users\jo73vure\Desktop\powerPlantProject\gadm_data\gadm41_DEU\gadm41_DEU_2.json</w:t>
+      </w:r>
+      <w:r>
+        <w:br/>
+      </w:r>
+      <w:r>
+        <w:t>CRS_INPUT = EPSG:4326</w:t>
+      </w:r>
+      <w:r>
+        <w:br/>
+      </w:r>
+      <w:r>
+        <w:t>CRS_METRIC = EPSG:3035</w:t>
+      </w:r>
+      <w:r>
+        <w:br/>
+      </w:r>
+      <w:r>
+        <w:rPr>
+          <w:b/>
+          <w:bCs/>
+          <w:u w:val="single"/>
+        </w:rPr>
+        <w:t>Outputs:</w:t>
+      </w:r>
+      <w:r>
+        <w:t xml:space="preserve"> </w:t>
+      </w:r>
+      <w:r>
+        <w:br/>
+      </w:r>
+      <w:r>
+        <w:t>C:\Users\jo73vure\Desktop\powerPlantProject\data\geojson\pieCharts\thueringen_landkreis_centers\thueringen_landkreis_centers.geojson</w:t>
+      </w:r>
+      <w:r>
+        <w:br/>
+      </w:r>
+      <w:r>
+        <w:t xml:space="preserve">One center point per Thüringen Landkreis including </w:t>
+      </w:r>
+      <w:proofErr w:type="spellStart"/>
+      <w:r>
+        <w:t>state_name</w:t>
+      </w:r>
+      <w:proofErr w:type="spellEnd"/>
+      <w:r>
+        <w:t xml:space="preserve">, </w:t>
+      </w:r>
+      <w:proofErr w:type="spellStart"/>
+      <w:r>
+        <w:t>state_slug</w:t>
+      </w:r>
+      <w:proofErr w:type="spellEnd"/>
+      <w:r>
+        <w:t xml:space="preserve">, </w:t>
+      </w:r>
+      <w:proofErr w:type="spellStart"/>
+      <w:r>
+        <w:t>landkreis_name</w:t>
+      </w:r>
+      <w:proofErr w:type="spellEnd"/>
+      <w:r>
+        <w:t xml:space="preserve">, </w:t>
+      </w:r>
+      <w:proofErr w:type="spellStart"/>
+      <w:r>
+        <w:t>landkreis_slug</w:t>
+      </w:r>
+      <w:proofErr w:type="spellEnd"/>
+      <w:r>
+        <w:t>, and optional GADM IDs.</w:t>
+      </w:r>
+      <w:r>
+        <w:t xml:space="preserve"> </w:t>
+      </w:r>
+      <w:r>
+        <w:br/>
+      </w:r>
+      <w:r>
+        <w:rPr>
+          <w:b/>
+          <w:bCs/>
+          <w:u w:val="single"/>
+        </w:rPr>
+        <w:t>How to Run:</w:t>
+      </w:r>
+      <w:r>
+        <w:t xml:space="preserve"> </w:t>
+      </w:r>
+      <w:proofErr w:type="spellStart"/>
+      <w:r>
+        <w:t>py</w:t>
+      </w:r>
+      <w:proofErr w:type="spellEnd"/>
+      <w:r>
+        <w:t xml:space="preserve"> step0_make_thueringen_landkreis_centers.py</w:t>
+      </w:r>
+      <w:r>
+        <w:br/>
+      </w:r>
+      <w:r>
+        <w:rPr>
+          <w:b/>
+          <w:bCs/>
+          <w:u w:val="single"/>
+        </w:rPr>
+        <w:t>Key Logic:</w:t>
+      </w:r>
+      <w:r>
+        <w:t xml:space="preserve"> </w:t>
+      </w:r>
+      <w:r>
+        <w:t xml:space="preserve">The script loads GADM </w:t>
+      </w:r>
+      <w:proofErr w:type="gramStart"/>
+      <w:r>
+        <w:t>Level-2</w:t>
+      </w:r>
+      <w:proofErr w:type="gramEnd"/>
+      <w:r>
+        <w:t xml:space="preserve"> polygons and filters only those where NAME_1 matches Thüringen, accepting multiple normalized spellings such as </w:t>
+      </w:r>
+      <w:proofErr w:type="spellStart"/>
+      <w:r>
+        <w:t>thueringen</w:t>
+      </w:r>
+      <w:proofErr w:type="spellEnd"/>
+      <w:r>
+        <w:t xml:space="preserve">, </w:t>
+      </w:r>
+      <w:proofErr w:type="spellStart"/>
+      <w:r>
+        <w:t>thuringen</w:t>
+      </w:r>
+      <w:proofErr w:type="spellEnd"/>
+      <w:r>
+        <w:t xml:space="preserve">, and </w:t>
+      </w:r>
+      <w:proofErr w:type="spellStart"/>
+      <w:r>
+        <w:t>thuringia</w:t>
+      </w:r>
+      <w:proofErr w:type="spellEnd"/>
+      <w:r>
+        <w:t>.</w:t>
+      </w:r>
+      <w:r>
+        <w:t xml:space="preserve"> </w:t>
+      </w:r>
+      <w:r>
+        <w:br/>
+      </w:r>
+      <w:r>
+        <w:t xml:space="preserve">All computations are performed in EPSG:3035. For each Landkreis polygon, </w:t>
+      </w:r>
+      <w:proofErr w:type="spellStart"/>
+      <w:r>
+        <w:t>representative_</w:t>
+      </w:r>
+      <w:proofErr w:type="gramStart"/>
+      <w:r>
+        <w:t>point</w:t>
+      </w:r>
+      <w:proofErr w:type="spellEnd"/>
+      <w:r>
+        <w:t>(</w:t>
+      </w:r>
+      <w:proofErr w:type="gramEnd"/>
+      <w:r>
+        <w:t>) is used to guarantee an interior point.</w:t>
+      </w:r>
+      <w:r>
+        <w:t xml:space="preserve"> </w:t>
+      </w:r>
+      <w:r>
+        <w:br/>
+      </w:r>
+      <w:r>
+        <w:t>If the representative point is closer than BORDER_THRESHOLD_M (6000 m) to the polygon boundary, the script applies repeated negative buffering using STEP_M until a safer interior position is found.</w:t>
+      </w:r>
+      <w:r>
+        <w:t xml:space="preserve"> </w:t>
+      </w:r>
+      <w:r>
+        <w:br/>
+      </w:r>
+      <w:r>
+        <w:t xml:space="preserve">The resulting points are converted back to EPSG:4326 and written as a </w:t>
+      </w:r>
+      <w:proofErr w:type="spellStart"/>
+      <w:r>
+        <w:t>GeoJSON</w:t>
+      </w:r>
+      <w:proofErr w:type="spellEnd"/>
+      <w:r>
+        <w:t xml:space="preserve"> file.</w:t>
+      </w:r>
+      <w:r>
+        <w:t xml:space="preserve"> </w:t>
+      </w:r>
+      <w:r>
+        <w:br/>
+      </w:r>
+      <w:r>
+        <w:rPr>
+          <w:b/>
+          <w:bCs/>
+          <w:u w:val="single"/>
+        </w:rPr>
+        <w:t>Dependencies:</w:t>
+      </w:r>
+      <w:r>
+        <w:t xml:space="preserve"> </w:t>
+      </w:r>
+      <w:proofErr w:type="spellStart"/>
+      <w:r>
+        <w:t>geopandas</w:t>
+      </w:r>
+      <w:proofErr w:type="spellEnd"/>
+      <w:r>
+        <w:t>,</w:t>
+      </w:r>
+      <w:r>
+        <w:t xml:space="preserve"> </w:t>
+      </w:r>
+      <w:r>
+        <w:t>shapely</w:t>
+      </w:r>
+      <w:r>
+        <w:t>,</w:t>
+      </w:r>
+      <w:r>
+        <w:t xml:space="preserve"> </w:t>
+      </w:r>
+      <w:proofErr w:type="spellStart"/>
+      <w:r>
+        <w:t>pathlib</w:t>
+      </w:r>
+      <w:proofErr w:type="spellEnd"/>
+      <w:r>
+        <w:t>,</w:t>
+      </w:r>
+      <w:r>
+        <w:t xml:space="preserve"> </w:t>
+      </w:r>
+      <w:r>
+        <w:t>re</w:t>
+      </w:r>
+      <w:r>
+        <w:t>,</w:t>
+      </w:r>
+      <w:r>
+        <w:t xml:space="preserve"> </w:t>
+      </w:r>
+      <w:proofErr w:type="spellStart"/>
+      <w:r>
+        <w:t>unicodedata</w:t>
+      </w:r>
+      <w:proofErr w:type="spellEnd"/>
+      <w:r>
+        <w:br/>
+      </w:r>
+    </w:p>
+    <w:p>
+      <w:pPr>
+        <w:pStyle w:val="Heading3"/>
+      </w:pPr>
+      <w:r>
+        <w:t>Script: step0_make_thueringen_state_center.py</w:t>
+      </w:r>
+    </w:p>
+    <w:p>
+      <w:r>
+        <w:rPr>
+          <w:b/>
+          <w:bCs/>
+          <w:u w:val="single"/>
+        </w:rPr>
+        <w:lastRenderedPageBreak/>
+        <w:t>Purpose:</w:t>
+      </w:r>
+      <w:r>
+        <w:t xml:space="preserve"> </w:t>
+      </w:r>
+      <w:r>
+        <w:t xml:space="preserve">Build a single authoritative center point for the state of Thüringen based on the GADM </w:t>
+      </w:r>
+      <w:proofErr w:type="gramStart"/>
+      <w:r>
+        <w:t>Level-1</w:t>
+      </w:r>
+      <w:proofErr w:type="gramEnd"/>
+      <w:r>
+        <w:t xml:space="preserve"> polygon. This point is used as anchor for state-level pie chart generation in the Thüringen system.</w:t>
+      </w:r>
+      <w:r>
+        <w:t xml:space="preserve"> </w:t>
+      </w:r>
+      <w:r>
+        <w:br/>
+      </w:r>
+      <w:r>
+        <w:rPr>
+          <w:b/>
+          <w:bCs/>
+          <w:u w:val="single"/>
+        </w:rPr>
+        <w:t>Inputs:</w:t>
+      </w:r>
+      <w:r>
+        <w:t xml:space="preserve"> </w:t>
+      </w:r>
+      <w:r>
+        <w:br/>
+        <w:t>GADM_L1_PATH =</w:t>
+      </w:r>
+      <w:r>
+        <w:br/>
+        <w:t>C:\Users\jo73vure\Desktop\powerPlantProject\gadm_data\gadm41_DEU\gadm41_DEU_1.json</w:t>
+      </w:r>
+      <w:r>
+        <w:br/>
+        <w:t>CRS_INPUT = EPSG:4326</w:t>
+      </w:r>
+      <w:r>
+        <w:br/>
+        <w:t>CRS_METRIC = EPSG:3035</w:t>
+      </w:r>
+      <w:r>
+        <w:br/>
+      </w:r>
+      <w:r>
+        <w:rPr>
+          <w:b/>
+          <w:bCs/>
+          <w:u w:val="single"/>
+        </w:rPr>
+        <w:t>Outputs:</w:t>
+      </w:r>
+      <w:r>
+        <w:t xml:space="preserve"> </w:t>
+      </w:r>
+      <w:r>
+        <w:br/>
+        <w:t>C:\Users\jo73vure\Desktop\powerPlantProject\data\geojson\pieCharts\thueringen_state_pies\thueringen_state_pies.geojson</w:t>
+      </w:r>
+      <w:r>
+        <w:br/>
+        <w:t xml:space="preserve">Single Point feature including </w:t>
+      </w:r>
+      <w:proofErr w:type="spellStart"/>
+      <w:r>
+        <w:t>state_name</w:t>
+      </w:r>
+      <w:proofErr w:type="spellEnd"/>
+      <w:r>
+        <w:t xml:space="preserve">, </w:t>
+      </w:r>
+      <w:proofErr w:type="spellStart"/>
+      <w:r>
+        <w:t>state_slug</w:t>
+      </w:r>
+      <w:proofErr w:type="spellEnd"/>
+      <w:r>
+        <w:t xml:space="preserve">, </w:t>
+      </w:r>
+      <w:proofErr w:type="spellStart"/>
+      <w:r>
+        <w:t>state_number</w:t>
+      </w:r>
+      <w:proofErr w:type="spellEnd"/>
+      <w:r>
+        <w:t>, and geometry.</w:t>
+      </w:r>
+      <w:r>
+        <w:t xml:space="preserve"> </w:t>
+      </w:r>
+      <w:r>
+        <w:br/>
+      </w:r>
+      <w:r>
+        <w:rPr>
+          <w:b/>
+          <w:bCs/>
+          <w:u w:val="single"/>
+        </w:rPr>
+        <w:t>How to Run:</w:t>
+      </w:r>
+      <w:r>
+        <w:t xml:space="preserve"> </w:t>
+      </w:r>
+      <w:proofErr w:type="spellStart"/>
+      <w:r>
+        <w:t>py</w:t>
+      </w:r>
+      <w:proofErr w:type="spellEnd"/>
+      <w:r>
+        <w:t xml:space="preserve"> step0_make_thueringen_state_center.py</w:t>
+      </w:r>
+      <w:r>
+        <w:br/>
+      </w:r>
+      <w:r>
+        <w:rPr>
+          <w:b/>
+          <w:bCs/>
+          <w:u w:val="single"/>
+        </w:rPr>
+        <w:t>Key Logic:</w:t>
+      </w:r>
+      <w:r>
+        <w:t xml:space="preserve"> </w:t>
+      </w:r>
+      <w:r>
+        <w:t xml:space="preserve">The script loads GADM </w:t>
+      </w:r>
+      <w:proofErr w:type="gramStart"/>
+      <w:r>
+        <w:t>Level-1</w:t>
+      </w:r>
+      <w:proofErr w:type="gramEnd"/>
+      <w:r>
+        <w:t xml:space="preserve"> polygons and identifies Thüringen using multiple potential name fields such as NAME_1, VARNAME_1, NL_NAME_1, ENGTYPE_1, and TYPE_1.</w:t>
+      </w:r>
+      <w:r>
+        <w:t xml:space="preserve"> </w:t>
+      </w:r>
+      <w:r>
+        <w:br/>
+        <w:t>If multiple matching rows exist, the polygon with the largest area in metric CRS is selected.</w:t>
+      </w:r>
+      <w:r>
+        <w:t xml:space="preserve"> </w:t>
+      </w:r>
+      <w:r>
+        <w:br/>
+        <w:t xml:space="preserve">The </w:t>
+      </w:r>
+      <w:proofErr w:type="spellStart"/>
+      <w:r>
+        <w:t>representative_</w:t>
+      </w:r>
+      <w:proofErr w:type="gramStart"/>
+      <w:r>
+        <w:t>point</w:t>
+      </w:r>
+      <w:proofErr w:type="spellEnd"/>
+      <w:r>
+        <w:t>(</w:t>
+      </w:r>
+      <w:proofErr w:type="gramEnd"/>
+      <w:r>
+        <w:t>) of the polygon is computed in EPSG:3035. If this point is closer than BORDER_THRESHOLD_M (7000 m) to the polygon boundary, inward buffering is applied iteratively using STEP_M until a safer interior location is found.</w:t>
+      </w:r>
+      <w:r>
+        <w:t xml:space="preserve"> </w:t>
+      </w:r>
+      <w:r>
+        <w:br/>
+        <w:t xml:space="preserve">The final center is transformed </w:t>
+      </w:r>
+      <w:proofErr w:type="gramStart"/>
+      <w:r>
+        <w:t>to</w:t>
+      </w:r>
+      <w:proofErr w:type="gramEnd"/>
+      <w:r>
+        <w:t xml:space="preserve"> EPSG:4326 and written as a single-feature </w:t>
+      </w:r>
+      <w:proofErr w:type="spellStart"/>
+      <w:r>
+        <w:t>GeoJSON</w:t>
+      </w:r>
+      <w:proofErr w:type="spellEnd"/>
+      <w:r>
+        <w:t xml:space="preserve"> file.</w:t>
+      </w:r>
+      <w:r>
+        <w:t xml:space="preserve"> </w:t>
+      </w:r>
+      <w:r>
+        <w:br/>
+      </w:r>
+      <w:r>
+        <w:rPr>
+          <w:b/>
+          <w:bCs/>
+          <w:u w:val="single"/>
+        </w:rPr>
+        <w:t>Dependencies:</w:t>
+      </w:r>
+      <w:r>
+        <w:t xml:space="preserve"> </w:t>
+      </w:r>
+      <w:proofErr w:type="spellStart"/>
+      <w:r>
+        <w:t>geopandas</w:t>
+      </w:r>
+      <w:proofErr w:type="spellEnd"/>
+      <w:r>
+        <w:t xml:space="preserve">, </w:t>
+      </w:r>
+      <w:r>
+        <w:t>shapely</w:t>
+      </w:r>
+      <w:r>
+        <w:t xml:space="preserve">, </w:t>
+      </w:r>
+      <w:proofErr w:type="spellStart"/>
+      <w:r>
+        <w:t>pathlib</w:t>
+      </w:r>
+      <w:proofErr w:type="spellEnd"/>
+      <w:r>
+        <w:t xml:space="preserve">, </w:t>
+      </w:r>
+      <w:r>
+        <w:t>re</w:t>
+      </w:r>
+      <w:r>
+        <w:t xml:space="preserve">, </w:t>
+      </w:r>
+      <w:proofErr w:type="spellStart"/>
+      <w:r>
+        <w:t>unicodedata</w:t>
+      </w:r>
+      <w:proofErr w:type="spellEnd"/>
+    </w:p>
+    <w:p>
+      <w:pPr>
+        <w:pStyle w:val="Heading3"/>
+      </w:pPr>
+      <w:r>
+        <w:t>Script: debug_compare_cumulative_power_3_inputs.py</w:t>
+      </w:r>
+    </w:p>
+    <w:p>
+      <w:r>
+        <w:rPr>
+          <w:b/>
+          <w:bCs/>
+          <w:u w:val="single"/>
+        </w:rPr>
+        <w:t>Purpose:</w:t>
+      </w:r>
+      <w:r>
+        <w:t xml:space="preserve"> </w:t>
+      </w:r>
+      <w:r>
+        <w:t>Debug-only validation script to compare cumulative installed power per 2-year bin across three different yearly input structures. It ensures numerical consistency before pie geometry generation.</w:t>
+      </w:r>
+      <w:r>
+        <w:t xml:space="preserve"> </w:t>
+      </w:r>
+      <w:r>
+        <w:br/>
+      </w:r>
+      <w:r>
+        <w:rPr>
+          <w:b/>
+          <w:bCs/>
+          <w:u w:val="single"/>
+        </w:rPr>
+        <w:t>Inputs:</w:t>
+      </w:r>
+      <w:r>
+        <w:t xml:space="preserve"> </w:t>
+      </w:r>
+      <w:r>
+        <w:rPr>
+          <w:rFonts w:hint="eastAsia"/>
+        </w:rPr>
+        <w:t xml:space="preserve">1_state_yearly_3checks </w:t>
+      </w:r>
+      <w:r>
+        <w:rPr>
+          <w:rFonts w:hint="eastAsia"/>
+        </w:rPr>
+        <w:t>→</w:t>
+      </w:r>
+      <w:r>
+        <w:br/>
+      </w:r>
+      <w:r>
+        <w:t>C:\Users\jo73vure\Desktop\powerPlantProject\data\geojson\by_state_yearly_4_checks</w:t>
+      </w:r>
+      <w:r>
+        <w:br/>
+      </w:r>
+      <w:r>
+        <w:rPr>
+          <w:rFonts w:hint="eastAsia"/>
+        </w:rPr>
+        <w:t xml:space="preserve">2_state_landkreis_yearly </w:t>
+      </w:r>
+      <w:r>
+        <w:rPr>
+          <w:rFonts w:hint="eastAsia"/>
+        </w:rPr>
+        <w:t>→</w:t>
+      </w:r>
+      <w:r>
+        <w:br/>
+      </w:r>
+      <w:r>
+        <w:t>C:\Users\jo73vure\Desktop\powerPlantProject\data\geojson\by_state_landkreis_yearly</w:t>
+      </w:r>
+      <w:r>
+        <w:br/>
+      </w:r>
+      <w:r>
+        <w:rPr>
+          <w:rFonts w:hint="eastAsia"/>
+        </w:rPr>
+        <w:t xml:space="preserve">3_nationwide_landkreis_yearly </w:t>
+      </w:r>
+      <w:r>
+        <w:rPr>
+          <w:rFonts w:hint="eastAsia"/>
+        </w:rPr>
+        <w:t>→</w:t>
+      </w:r>
+      <w:r>
+        <w:br/>
+      </w:r>
+      <w:r>
+        <w:t>C:\Users\jo73vure\Desktop\powerPlantProject\data\geojson\by_landkr</w:t>
+      </w:r>
+      <w:r>
+        <w:br/>
+      </w:r>
+      <w:r>
+        <w:t xml:space="preserve">POWER_FIELDS list including </w:t>
+      </w:r>
+      <w:proofErr w:type="spellStart"/>
+      <w:r>
+        <w:t>power_kw</w:t>
+      </w:r>
+      <w:proofErr w:type="spellEnd"/>
+      <w:r>
+        <w:t xml:space="preserve">, </w:t>
+      </w:r>
+      <w:proofErr w:type="spellStart"/>
+      <w:r>
+        <w:t>Bruttoleistung</w:t>
+      </w:r>
+      <w:proofErr w:type="spellEnd"/>
+      <w:r>
+        <w:t xml:space="preserve">, </w:t>
+      </w:r>
+      <w:proofErr w:type="spellStart"/>
+      <w:r>
+        <w:t>Nettonennleistung</w:t>
+      </w:r>
+      <w:proofErr w:type="spellEnd"/>
+      <w:r>
+        <w:t>, etc.</w:t>
+      </w:r>
+      <w:r>
+        <w:t xml:space="preserve"> </w:t>
+      </w:r>
+      <w:r>
+        <w:br/>
+      </w:r>
+      <w:r>
+        <w:rPr>
+          <w:rFonts w:hint="eastAsia"/>
+        </w:rPr>
+        <w:t xml:space="preserve">_BINS predefined 2-year intervals from </w:t>
+      </w:r>
+      <w:r>
+        <w:rPr>
+          <w:rFonts w:hint="eastAsia"/>
+        </w:rPr>
+        <w:t>≤</w:t>
+      </w:r>
+      <w:r>
+        <w:rPr>
+          <w:rFonts w:hint="eastAsia"/>
+        </w:rPr>
+        <w:t>1990 to 2025</w:t>
+      </w:r>
+      <w:r>
+        <w:rPr>
+          <w:rFonts w:hint="eastAsia"/>
+        </w:rPr>
+        <w:t>–</w:t>
+      </w:r>
+      <w:r>
+        <w:rPr>
+          <w:rFonts w:hint="eastAsia"/>
+        </w:rPr>
+        <w:t>2026.</w:t>
+      </w:r>
+      <w:r>
+        <w:t xml:space="preserve"> </w:t>
+      </w:r>
+      <w:r>
+        <w:br/>
+      </w:r>
+      <w:r>
+        <w:rPr>
+          <w:b/>
+          <w:bCs/>
+          <w:u w:val="single"/>
+        </w:rPr>
+        <w:t>Outputs:</w:t>
+      </w:r>
+      <w:r>
+        <w:t xml:space="preserve"> </w:t>
+      </w:r>
+      <w:r>
+        <w:t>Console output only.</w:t>
+      </w:r>
+      <w:r>
+        <w:t xml:space="preserve"> </w:t>
+      </w:r>
+      <w:r>
+        <w:t>Printed tables showing per-bin MW and cumulative MW for each input root, followed by a merged consistency comparison table.</w:t>
+      </w:r>
+      <w:r>
+        <w:t xml:space="preserve"> </w:t>
+      </w:r>
+      <w:r>
+        <w:br/>
+      </w:r>
+      <w:r>
+        <w:t>How to Run:</w:t>
+      </w:r>
+      <w:r>
+        <w:t xml:space="preserve"> </w:t>
+      </w:r>
+      <w:proofErr w:type="spellStart"/>
+      <w:r>
+        <w:t>py</w:t>
+      </w:r>
+      <w:proofErr w:type="spellEnd"/>
+      <w:r>
+        <w:t xml:space="preserve"> debug_compare_cumulative_power_3_inputs.py</w:t>
+      </w:r>
+      <w:r>
+        <w:br/>
+      </w:r>
+      <w:r>
+        <w:rPr>
+          <w:b/>
+          <w:bCs/>
+          <w:u w:val="single"/>
+        </w:rPr>
+        <w:t>Key Logic:</w:t>
+      </w:r>
+      <w:r>
+        <w:t xml:space="preserve"> </w:t>
+      </w:r>
+      <w:r>
+        <w:t xml:space="preserve">The script recursively scans all </w:t>
+      </w:r>
+      <w:proofErr w:type="spellStart"/>
+      <w:r>
+        <w:t>GeoJSON</w:t>
+      </w:r>
+      <w:proofErr w:type="spellEnd"/>
+      <w:r>
+        <w:t xml:space="preserve"> files under each input root. For each feature, it automatically detects the installed power column from a predefined priority list.</w:t>
+      </w:r>
+      <w:r>
+        <w:t xml:space="preserve"> </w:t>
+      </w:r>
+      <w:r>
+        <w:br/>
+      </w:r>
+      <w:r>
+        <w:t xml:space="preserve">It extracts commissioning years from fields such as year or </w:t>
+      </w:r>
+      <w:proofErr w:type="spellStart"/>
+      <w:r>
+        <w:t>Inbetriebnahmedatum</w:t>
+      </w:r>
+      <w:proofErr w:type="spellEnd"/>
+      <w:r>
+        <w:t xml:space="preserve"> using regex </w:t>
+      </w:r>
+      <w:r>
+        <w:lastRenderedPageBreak/>
+        <w:t>matching, assigns each year to a predefined 2-year bin, and ignores entries with unknown or invalid years.</w:t>
+      </w:r>
+      <w:r>
+        <w:t xml:space="preserve"> </w:t>
+      </w:r>
+      <w:r>
+        <w:br/>
+      </w:r>
+      <w:r>
+        <w:t>Per bin, it sums installed power in kW, converts to MW, and computes cumulative MW across bins.</w:t>
+      </w:r>
+      <w:r>
+        <w:t xml:space="preserve"> </w:t>
+      </w:r>
+      <w:r>
+        <w:br/>
+      </w:r>
+      <w:r>
+        <w:t>Finally, it merges the cumulative results from all three input roots into a comparison table. Identical values indicate consistency, while deviations indicate duplication, missing data, or filtering mismatches.</w:t>
+      </w:r>
+      <w:r>
+        <w:t xml:space="preserve"> </w:t>
+      </w:r>
+      <w:r>
+        <w:br/>
+      </w:r>
+      <w:r>
+        <w:rPr>
+          <w:b/>
+          <w:bCs/>
+          <w:u w:val="single"/>
+        </w:rPr>
+        <w:t>Dependencies:</w:t>
+      </w:r>
+      <w:r>
+        <w:t xml:space="preserve"> </w:t>
+      </w:r>
+      <w:proofErr w:type="spellStart"/>
+      <w:r>
+        <w:t>geopandas</w:t>
+      </w:r>
+      <w:proofErr w:type="spellEnd"/>
+      <w:r>
+        <w:t xml:space="preserve">, </w:t>
+      </w:r>
+      <w:r>
+        <w:t>pandas</w:t>
+      </w:r>
+      <w:r>
+        <w:t xml:space="preserve">, </w:t>
+      </w:r>
+      <w:proofErr w:type="gramStart"/>
+      <w:r>
+        <w:t>re</w:t>
+      </w:r>
+      <w:proofErr w:type="gramEnd"/>
+      <w:r>
+        <w:t xml:space="preserve">, </w:t>
+      </w:r>
+      <w:proofErr w:type="spellStart"/>
+      <w:r>
+        <w:t>pathlib</w:t>
+      </w:r>
+      <w:proofErr w:type="spellEnd"/>
+      <w:r>
+        <w:br/>
+      </w:r>
+    </w:p>
+    <w:p>
       <w:pPr>
         <w:pStyle w:val="Heading2"/>
       </w:pPr>
-      <w:bookmarkStart w:id="58" w:name="_Toc222507553"/>
-      <w:r>
-        <w:t xml:space="preserve">D1. </w:t>
-      </w:r>
-      <w:r>
-        <w:t xml:space="preserve">Geometrıc Reference Buılders </w:t>
-      </w:r>
-      <w:r>
-        <w:t>(</w:t>
-      </w:r>
-      <w:r>
-        <w:t>Step-0</w:t>
-      </w:r>
-      <w:r>
-        <w:t>)</w:t>
-      </w:r>
-      <w:bookmarkEnd w:id="58"/>
+      <w:r>
+        <w:t>D2. State Level Pıe Chart System (STEP-1)</w:t>
+      </w:r>
     </w:p>
     <w:p/>
     <w:p>
       <w:pPr>
-        <w:pStyle w:val="Heading2"/>
-      </w:pPr>
-      <w:bookmarkStart w:id="59" w:name="_Toc222507554"/>
-      <w:r>
-        <w:t xml:space="preserve">D2. </w:t>
-      </w:r>
-      <w:r>
-        <w:t>State</w:t>
-      </w:r>
+        <w:pStyle w:val="Heading3"/>
+      </w:pPr>
+      <w:bookmarkStart w:id="60" w:name="_Toc222507555"/>
+      <w:r>
+        <w:t xml:space="preserve">D2.1 </w:t>
+      </w:r>
+      <w:r>
+        <w:t>S</w:t>
+      </w:r>
+      <w:r>
+        <w:t>tate Pie Chart</w:t>
+      </w:r>
+      <w:r>
+        <w:t xml:space="preserve"> Input Builders</w:t>
+      </w:r>
+      <w:bookmarkEnd w:id="60"/>
       <w:r>
         <w:t xml:space="preserve"> </w:t>
       </w:r>
-      <w:r>
-        <w:t>Level Pıe Chart System</w:t>
-      </w:r>
-      <w:r>
-        <w:t xml:space="preserve"> (STEP</w:t>
-      </w:r>
-      <w:r>
-        <w:t>-</w:t>
-      </w:r>
-      <w:r>
-        <w:t>1)</w:t>
-      </w:r>
-      <w:bookmarkEnd w:id="59"/>
     </w:p>
     <w:p/>
     <w:p>
       <w:pPr>
         <w:pStyle w:val="Heading3"/>
       </w:pPr>
-      <w:bookmarkStart w:id="60" w:name="_Toc222507555"/>
-      <w:r>
-        <w:t xml:space="preserve">D2.1 </w:t>
-      </w:r>
-      <w:r>
-        <w:t>S</w:t>
-      </w:r>
-      <w:r>
-        <w:t>tate Pie Chart</w:t>
-      </w:r>
-      <w:r>
-        <w:t xml:space="preserve"> Input Builders</w:t>
-      </w:r>
-      <w:bookmarkEnd w:id="60"/>
-      <w:r>
-        <w:t xml:space="preserve"> </w:t>
-      </w:r>
-    </w:p>
-    <w:p/>
-    <w:p>
-      <w:pPr>
-        <w:pStyle w:val="Heading3"/>
-      </w:pPr>
       <w:bookmarkStart w:id="61" w:name="_Toc222507556"/>
       <w:r>
         <w:t xml:space="preserve">D2.2 </w:t>
@@ -20268,10 +21641,7 @@
         <w:t>State Pie Chart</w:t>
       </w:r>
       <w:r>
-        <w:t xml:space="preserve"> </w:t>
-      </w:r>
-      <w:r>
-        <w:t>Geometry Builders</w:t>
+        <w:t xml:space="preserve"> Geometry Builders</w:t>
       </w:r>
       <w:bookmarkEnd w:id="61"/>
     </w:p>
@@ -20340,10 +21710,7 @@
         <w:t>Statewise Landkreis Pie Chart</w:t>
       </w:r>
       <w:r>
-        <w:t xml:space="preserve"> </w:t>
-      </w:r>
-      <w:r>
-        <w:t>Input Builders</w:t>
+        <w:t xml:space="preserve"> Input Builders</w:t>
       </w:r>
       <w:bookmarkEnd w:id="64"/>
     </w:p>
@@ -20360,10 +21727,7 @@
         <w:t>Statewise Landkreis Pie Chart</w:t>
       </w:r>
       <w:r>
-        <w:t xml:space="preserve"> </w:t>
-      </w:r>
-      <w:r>
-        <w:t>Geometry Builders</w:t>
+        <w:t xml:space="preserve"> Geometry Builders</w:t>
       </w:r>
       <w:bookmarkEnd w:id="65"/>
     </w:p>
@@ -20394,7 +21758,6 @@
       <w:bookmarkEnd w:id="66"/>
     </w:p>
     <w:p/>
-    <w:p/>
     <w:p>
       <w:pPr>
         <w:pStyle w:val="Heading2"/>
@@ -20424,6 +21787,7 @@
       </w:pPr>
       <w:bookmarkStart w:id="68" w:name="_Toc222507563"/>
       <w:r>
+        <w:lastRenderedPageBreak/>
         <w:t xml:space="preserve">D4.1 </w:t>
       </w:r>
       <w:r>
@@ -20447,10 +21811,7 @@
         <w:t>Nationwide Landkreis Pıe Chart</w:t>
       </w:r>
       <w:r>
-        <w:t xml:space="preserve"> </w:t>
-      </w:r>
-      <w:r>
-        <w:t>Geometry Builders</w:t>
+        <w:t xml:space="preserve"> Geometry Builders</w:t>
       </w:r>
       <w:bookmarkEnd w:id="69"/>
     </w:p>
@@ -20473,23 +21834,16 @@
         <w:t>e Chart</w:t>
       </w:r>
       <w:r>
-        <w:t xml:space="preserve"> </w:t>
-      </w:r>
-      <w:r>
-        <w:t>Animation</w:t>
-      </w:r>
-      <w:r>
-        <w:t xml:space="preserve"> </w:t>
-      </w:r>
-      <w:r>
-        <w:t>(.gif)</w:t>
+        <w:t xml:space="preserve"> Animation</w:t>
+      </w:r>
+      <w:r>
+        <w:t xml:space="preserve"> (.gif)</w:t>
       </w:r>
       <w:r>
         <w:t xml:space="preserve"> Utilities</w:t>
       </w:r>
       <w:bookmarkEnd w:id="70"/>
     </w:p>
-    <w:p/>
     <w:p>
       <w:pPr>
         <w:rPr>
@@ -22795,9 +24149,9 @@
     </w:lvl>
   </w:abstractNum>
   <w:abstractNum w:abstractNumId="27" w15:restartNumberingAfterBreak="0">
-    <w:nsid w:val="6E173F9B"/>
+    <w:nsid w:val="68401E7A"/>
     <w:multiLevelType w:val="hybridMultilevel"/>
-    <w:tmpl w:val="871E3000"/>
+    <w:tmpl w:val="D09EF252"/>
     <w:lvl w:ilvl="0" w:tplc="04090001">
       <w:start w:val="1"/>
       <w:numFmt w:val="bullet"/>
@@ -22908,275 +24262,16 @@
     </w:lvl>
   </w:abstractNum>
   <w:abstractNum w:abstractNumId="28" w15:restartNumberingAfterBreak="0">
-    <w:nsid w:val="735D1288"/>
-    <w:multiLevelType w:val="multilevel"/>
-    <w:tmpl w:val="0409001D"/>
-    <w:lvl w:ilvl="0">
-      <w:start w:val="1"/>
-      <w:numFmt w:val="decimal"/>
-      <w:lvlText w:val="%1)"/>
-      <w:lvlJc w:val="left"/>
-      <w:pPr>
-        <w:ind w:left="360" w:hanging="360"/>
-      </w:pPr>
-    </w:lvl>
-    <w:lvl w:ilvl="1">
-      <w:start w:val="1"/>
-      <w:numFmt w:val="lowerLetter"/>
-      <w:lvlText w:val="%2)"/>
-      <w:lvlJc w:val="left"/>
-      <w:pPr>
-        <w:ind w:left="720" w:hanging="360"/>
-      </w:pPr>
-    </w:lvl>
-    <w:lvl w:ilvl="2">
-      <w:start w:val="1"/>
-      <w:numFmt w:val="lowerRoman"/>
-      <w:lvlText w:val="%3)"/>
-      <w:lvlJc w:val="left"/>
-      <w:pPr>
-        <w:ind w:left="1080" w:hanging="360"/>
-      </w:pPr>
-    </w:lvl>
-    <w:lvl w:ilvl="3">
-      <w:start w:val="1"/>
-      <w:numFmt w:val="decimal"/>
-      <w:lvlText w:val="(%4)"/>
-      <w:lvlJc w:val="left"/>
-      <w:pPr>
-        <w:ind w:left="1440" w:hanging="360"/>
-      </w:pPr>
-    </w:lvl>
-    <w:lvl w:ilvl="4">
-      <w:start w:val="1"/>
-      <w:numFmt w:val="lowerLetter"/>
-      <w:lvlText w:val="(%5)"/>
-      <w:lvlJc w:val="left"/>
-      <w:pPr>
-        <w:ind w:left="1800" w:hanging="360"/>
-      </w:pPr>
-    </w:lvl>
-    <w:lvl w:ilvl="5">
-      <w:start w:val="1"/>
-      <w:numFmt w:val="lowerRoman"/>
-      <w:lvlText w:val="(%6)"/>
-      <w:lvlJc w:val="left"/>
-      <w:pPr>
-        <w:ind w:left="2160" w:hanging="360"/>
-      </w:pPr>
-    </w:lvl>
-    <w:lvl w:ilvl="6">
-      <w:start w:val="1"/>
-      <w:numFmt w:val="decimal"/>
-      <w:lvlText w:val="%7."/>
-      <w:lvlJc w:val="left"/>
-      <w:pPr>
-        <w:ind w:left="2520" w:hanging="360"/>
-      </w:pPr>
-    </w:lvl>
-    <w:lvl w:ilvl="7">
-      <w:start w:val="1"/>
-      <w:numFmt w:val="lowerLetter"/>
-      <w:lvlText w:val="%8."/>
-      <w:lvlJc w:val="left"/>
-      <w:pPr>
-        <w:ind w:left="2880" w:hanging="360"/>
-      </w:pPr>
-    </w:lvl>
-    <w:lvl w:ilvl="8">
-      <w:start w:val="1"/>
-      <w:numFmt w:val="lowerRoman"/>
-      <w:lvlText w:val="%9."/>
-      <w:lvlJc w:val="left"/>
-      <w:pPr>
-        <w:ind w:left="3240" w:hanging="360"/>
-      </w:pPr>
-    </w:lvl>
-  </w:abstractNum>
-  <w:abstractNum w:abstractNumId="29" w15:restartNumberingAfterBreak="0">
-    <w:nsid w:val="76421687"/>
-    <w:multiLevelType w:val="multilevel"/>
-    <w:tmpl w:val="0409001D"/>
-    <w:lvl w:ilvl="0">
-      <w:start w:val="1"/>
-      <w:numFmt w:val="decimal"/>
-      <w:lvlText w:val="%1)"/>
-      <w:lvlJc w:val="left"/>
-      <w:pPr>
-        <w:ind w:left="360" w:hanging="360"/>
-      </w:pPr>
-    </w:lvl>
-    <w:lvl w:ilvl="1">
-      <w:start w:val="1"/>
-      <w:numFmt w:val="lowerLetter"/>
-      <w:lvlText w:val="%2)"/>
-      <w:lvlJc w:val="left"/>
-      <w:pPr>
-        <w:ind w:left="720" w:hanging="360"/>
-      </w:pPr>
-    </w:lvl>
-    <w:lvl w:ilvl="2">
-      <w:start w:val="1"/>
-      <w:numFmt w:val="lowerRoman"/>
-      <w:lvlText w:val="%3)"/>
-      <w:lvlJc w:val="left"/>
-      <w:pPr>
-        <w:ind w:left="1080" w:hanging="360"/>
-      </w:pPr>
-    </w:lvl>
-    <w:lvl w:ilvl="3">
-      <w:start w:val="1"/>
-      <w:numFmt w:val="decimal"/>
-      <w:lvlText w:val="(%4)"/>
-      <w:lvlJc w:val="left"/>
-      <w:pPr>
-        <w:ind w:left="1440" w:hanging="360"/>
-      </w:pPr>
-    </w:lvl>
-    <w:lvl w:ilvl="4">
-      <w:start w:val="1"/>
-      <w:numFmt w:val="lowerLetter"/>
-      <w:lvlText w:val="(%5)"/>
-      <w:lvlJc w:val="left"/>
-      <w:pPr>
-        <w:ind w:left="1800" w:hanging="360"/>
-      </w:pPr>
-    </w:lvl>
-    <w:lvl w:ilvl="5">
-      <w:start w:val="1"/>
-      <w:numFmt w:val="lowerRoman"/>
-      <w:lvlText w:val="(%6)"/>
-      <w:lvlJc w:val="left"/>
-      <w:pPr>
-        <w:ind w:left="2160" w:hanging="360"/>
-      </w:pPr>
-    </w:lvl>
-    <w:lvl w:ilvl="6">
-      <w:start w:val="1"/>
-      <w:numFmt w:val="decimal"/>
-      <w:lvlText w:val="%7."/>
-      <w:lvlJc w:val="left"/>
-      <w:pPr>
-        <w:ind w:left="2520" w:hanging="360"/>
-      </w:pPr>
-    </w:lvl>
-    <w:lvl w:ilvl="7">
-      <w:start w:val="1"/>
-      <w:numFmt w:val="lowerLetter"/>
-      <w:lvlText w:val="%8."/>
-      <w:lvlJc w:val="left"/>
-      <w:pPr>
-        <w:ind w:left="2880" w:hanging="360"/>
-      </w:pPr>
-    </w:lvl>
-    <w:lvl w:ilvl="8">
-      <w:start w:val="1"/>
-      <w:numFmt w:val="lowerRoman"/>
-      <w:lvlText w:val="%9."/>
-      <w:lvlJc w:val="left"/>
-      <w:pPr>
-        <w:ind w:left="3240" w:hanging="360"/>
-      </w:pPr>
-    </w:lvl>
-  </w:abstractNum>
-  <w:abstractNum w:abstractNumId="30" w15:restartNumberingAfterBreak="0">
-    <w:nsid w:val="7A2C3EB3"/>
-    <w:multiLevelType w:val="multilevel"/>
-    <w:tmpl w:val="84B46318"/>
-    <w:lvl w:ilvl="0">
-      <w:start w:val="1"/>
-      <w:numFmt w:val="upperRoman"/>
-      <w:lvlText w:val="Article %1."/>
-      <w:lvlJc w:val="left"/>
-      <w:pPr>
-        <w:ind w:left="0" w:firstLine="0"/>
-      </w:pPr>
-    </w:lvl>
-    <w:lvl w:ilvl="1">
-      <w:start w:val="1"/>
-      <w:numFmt w:val="decimalZero"/>
-      <w:isLgl/>
-      <w:lvlText w:val="Section %1.%2"/>
-      <w:lvlJc w:val="left"/>
-      <w:pPr>
-        <w:ind w:left="0" w:firstLine="0"/>
-      </w:pPr>
-    </w:lvl>
-    <w:lvl w:ilvl="2">
-      <w:start w:val="1"/>
-      <w:numFmt w:val="lowerLetter"/>
-      <w:lvlText w:val="(%3)"/>
-      <w:lvlJc w:val="left"/>
-      <w:pPr>
-        <w:ind w:left="720" w:hanging="432"/>
-      </w:pPr>
-    </w:lvl>
-    <w:lvl w:ilvl="3">
-      <w:start w:val="1"/>
-      <w:numFmt w:val="lowerRoman"/>
-      <w:lvlText w:val="(%4)"/>
-      <w:lvlJc w:val="right"/>
-      <w:pPr>
-        <w:ind w:left="864" w:hanging="144"/>
-      </w:pPr>
-    </w:lvl>
-    <w:lvl w:ilvl="4">
-      <w:start w:val="1"/>
-      <w:numFmt w:val="decimal"/>
-      <w:lvlText w:val="%5)"/>
-      <w:lvlJc w:val="left"/>
-      <w:pPr>
-        <w:ind w:left="1008" w:hanging="432"/>
-      </w:pPr>
-    </w:lvl>
-    <w:lvl w:ilvl="5">
-      <w:start w:val="1"/>
-      <w:numFmt w:val="lowerLetter"/>
-      <w:lvlText w:val="%6)"/>
-      <w:lvlJc w:val="left"/>
-      <w:pPr>
-        <w:ind w:left="1152" w:hanging="432"/>
-      </w:pPr>
-    </w:lvl>
-    <w:lvl w:ilvl="6">
-      <w:start w:val="1"/>
-      <w:numFmt w:val="lowerRoman"/>
-      <w:lvlText w:val="%7)"/>
-      <w:lvlJc w:val="right"/>
-      <w:pPr>
-        <w:ind w:left="1296" w:hanging="288"/>
-      </w:pPr>
-    </w:lvl>
-    <w:lvl w:ilvl="7">
-      <w:start w:val="1"/>
-      <w:numFmt w:val="lowerLetter"/>
-      <w:lvlText w:val="%8."/>
-      <w:lvlJc w:val="left"/>
-      <w:pPr>
-        <w:ind w:left="1440" w:hanging="432"/>
-      </w:pPr>
-    </w:lvl>
-    <w:lvl w:ilvl="8">
-      <w:start w:val="1"/>
-      <w:numFmt w:val="lowerRoman"/>
-      <w:lvlText w:val="%9."/>
-      <w:lvlJc w:val="right"/>
-      <w:pPr>
-        <w:ind w:left="1584" w:hanging="144"/>
-      </w:pPr>
-    </w:lvl>
-  </w:abstractNum>
-  <w:abstractNum w:abstractNumId="31" w15:restartNumberingAfterBreak="0">
-    <w:nsid w:val="7B037D49"/>
+    <w:nsid w:val="6E173F9B"/>
     <w:multiLevelType w:val="hybridMultilevel"/>
-    <w:tmpl w:val="5AFAA0BC"/>
+    <w:tmpl w:val="871E3000"/>
     <w:lvl w:ilvl="0" w:tplc="04090001">
       <w:start w:val="1"/>
       <w:numFmt w:val="bullet"/>
       <w:lvlText w:val=""/>
       <w:lvlJc w:val="left"/>
       <w:pPr>
-        <w:ind w:left="1800" w:hanging="360"/>
+        <w:ind w:left="720" w:hanging="360"/>
       </w:pPr>
       <w:rPr>
         <w:rFonts w:ascii="Symbol" w:hAnsi="Symbol" w:hint="default"/>
@@ -23188,7 +24283,7 @@
       <w:lvlText w:val="o"/>
       <w:lvlJc w:val="left"/>
       <w:pPr>
-        <w:ind w:left="2520" w:hanging="360"/>
+        <w:ind w:left="1440" w:hanging="360"/>
       </w:pPr>
       <w:rPr>
         <w:rFonts w:ascii="Courier New" w:hAnsi="Courier New" w:cs="Courier New" w:hint="default"/>
@@ -23200,7 +24295,7 @@
       <w:lvlText w:val=""/>
       <w:lvlJc w:val="left"/>
       <w:pPr>
-        <w:ind w:left="3240" w:hanging="360"/>
+        <w:ind w:left="2160" w:hanging="360"/>
       </w:pPr>
       <w:rPr>
         <w:rFonts w:ascii="Wingdings" w:hAnsi="Wingdings" w:hint="default"/>
@@ -23212,7 +24307,7 @@
       <w:lvlText w:val=""/>
       <w:lvlJc w:val="left"/>
       <w:pPr>
-        <w:ind w:left="3960" w:hanging="360"/>
+        <w:ind w:left="2880" w:hanging="360"/>
       </w:pPr>
       <w:rPr>
         <w:rFonts w:ascii="Symbol" w:hAnsi="Symbol" w:hint="default"/>
@@ -23224,7 +24319,7 @@
       <w:lvlText w:val="o"/>
       <w:lvlJc w:val="left"/>
       <w:pPr>
-        <w:ind w:left="4680" w:hanging="360"/>
+        <w:ind w:left="3600" w:hanging="360"/>
       </w:pPr>
       <w:rPr>
         <w:rFonts w:ascii="Courier New" w:hAnsi="Courier New" w:cs="Courier New" w:hint="default"/>
@@ -23236,7 +24331,7 @@
       <w:lvlText w:val=""/>
       <w:lvlJc w:val="left"/>
       <w:pPr>
-        <w:ind w:left="5400" w:hanging="360"/>
+        <w:ind w:left="4320" w:hanging="360"/>
       </w:pPr>
       <w:rPr>
         <w:rFonts w:ascii="Wingdings" w:hAnsi="Wingdings" w:hint="default"/>
@@ -23248,7 +24343,7 @@
       <w:lvlText w:val=""/>
       <w:lvlJc w:val="left"/>
       <w:pPr>
-        <w:ind w:left="6120" w:hanging="360"/>
+        <w:ind w:left="5040" w:hanging="360"/>
       </w:pPr>
       <w:rPr>
         <w:rFonts w:ascii="Symbol" w:hAnsi="Symbol" w:hint="default"/>
@@ -23260,7 +24355,7 @@
       <w:lvlText w:val="o"/>
       <w:lvlJc w:val="left"/>
       <w:pPr>
-        <w:ind w:left="6840" w:hanging="360"/>
+        <w:ind w:left="5760" w:hanging="360"/>
       </w:pPr>
       <w:rPr>
         <w:rFonts w:ascii="Courier New" w:hAnsi="Courier New" w:cs="Courier New" w:hint="default"/>
@@ -23272,14 +24367,386 @@
       <w:lvlText w:val=""/>
       <w:lvlJc w:val="left"/>
       <w:pPr>
-        <w:ind w:left="7560" w:hanging="360"/>
+        <w:ind w:left="6480" w:hanging="360"/>
       </w:pPr>
       <w:rPr>
         <w:rFonts w:ascii="Wingdings" w:hAnsi="Wingdings" w:hint="default"/>
       </w:rPr>
     </w:lvl>
   </w:abstractNum>
+  <w:abstractNum w:abstractNumId="29" w15:restartNumberingAfterBreak="0">
+    <w:nsid w:val="735D1288"/>
+    <w:multiLevelType w:val="multilevel"/>
+    <w:tmpl w:val="0409001D"/>
+    <w:lvl w:ilvl="0">
+      <w:start w:val="1"/>
+      <w:numFmt w:val="decimal"/>
+      <w:lvlText w:val="%1)"/>
+      <w:lvlJc w:val="left"/>
+      <w:pPr>
+        <w:ind w:left="360" w:hanging="360"/>
+      </w:pPr>
+    </w:lvl>
+    <w:lvl w:ilvl="1">
+      <w:start w:val="1"/>
+      <w:numFmt w:val="lowerLetter"/>
+      <w:lvlText w:val="%2)"/>
+      <w:lvlJc w:val="left"/>
+      <w:pPr>
+        <w:ind w:left="720" w:hanging="360"/>
+      </w:pPr>
+    </w:lvl>
+    <w:lvl w:ilvl="2">
+      <w:start w:val="1"/>
+      <w:numFmt w:val="lowerRoman"/>
+      <w:lvlText w:val="%3)"/>
+      <w:lvlJc w:val="left"/>
+      <w:pPr>
+        <w:ind w:left="1080" w:hanging="360"/>
+      </w:pPr>
+    </w:lvl>
+    <w:lvl w:ilvl="3">
+      <w:start w:val="1"/>
+      <w:numFmt w:val="decimal"/>
+      <w:lvlText w:val="(%4)"/>
+      <w:lvlJc w:val="left"/>
+      <w:pPr>
+        <w:ind w:left="1440" w:hanging="360"/>
+      </w:pPr>
+    </w:lvl>
+    <w:lvl w:ilvl="4">
+      <w:start w:val="1"/>
+      <w:numFmt w:val="lowerLetter"/>
+      <w:lvlText w:val="(%5)"/>
+      <w:lvlJc w:val="left"/>
+      <w:pPr>
+        <w:ind w:left="1800" w:hanging="360"/>
+      </w:pPr>
+    </w:lvl>
+    <w:lvl w:ilvl="5">
+      <w:start w:val="1"/>
+      <w:numFmt w:val="lowerRoman"/>
+      <w:lvlText w:val="(%6)"/>
+      <w:lvlJc w:val="left"/>
+      <w:pPr>
+        <w:ind w:left="2160" w:hanging="360"/>
+      </w:pPr>
+    </w:lvl>
+    <w:lvl w:ilvl="6">
+      <w:start w:val="1"/>
+      <w:numFmt w:val="decimal"/>
+      <w:lvlText w:val="%7."/>
+      <w:lvlJc w:val="left"/>
+      <w:pPr>
+        <w:ind w:left="2520" w:hanging="360"/>
+      </w:pPr>
+    </w:lvl>
+    <w:lvl w:ilvl="7">
+      <w:start w:val="1"/>
+      <w:numFmt w:val="lowerLetter"/>
+      <w:lvlText w:val="%8."/>
+      <w:lvlJc w:val="left"/>
+      <w:pPr>
+        <w:ind w:left="2880" w:hanging="360"/>
+      </w:pPr>
+    </w:lvl>
+    <w:lvl w:ilvl="8">
+      <w:start w:val="1"/>
+      <w:numFmt w:val="lowerRoman"/>
+      <w:lvlText w:val="%9."/>
+      <w:lvlJc w:val="left"/>
+      <w:pPr>
+        <w:ind w:left="3240" w:hanging="360"/>
+      </w:pPr>
+    </w:lvl>
+  </w:abstractNum>
+  <w:abstractNum w:abstractNumId="30" w15:restartNumberingAfterBreak="0">
+    <w:nsid w:val="76421687"/>
+    <w:multiLevelType w:val="multilevel"/>
+    <w:tmpl w:val="0409001D"/>
+    <w:lvl w:ilvl="0">
+      <w:start w:val="1"/>
+      <w:numFmt w:val="decimal"/>
+      <w:lvlText w:val="%1)"/>
+      <w:lvlJc w:val="left"/>
+      <w:pPr>
+        <w:ind w:left="360" w:hanging="360"/>
+      </w:pPr>
+    </w:lvl>
+    <w:lvl w:ilvl="1">
+      <w:start w:val="1"/>
+      <w:numFmt w:val="lowerLetter"/>
+      <w:lvlText w:val="%2)"/>
+      <w:lvlJc w:val="left"/>
+      <w:pPr>
+        <w:ind w:left="720" w:hanging="360"/>
+      </w:pPr>
+    </w:lvl>
+    <w:lvl w:ilvl="2">
+      <w:start w:val="1"/>
+      <w:numFmt w:val="lowerRoman"/>
+      <w:lvlText w:val="%3)"/>
+      <w:lvlJc w:val="left"/>
+      <w:pPr>
+        <w:ind w:left="1080" w:hanging="360"/>
+      </w:pPr>
+    </w:lvl>
+    <w:lvl w:ilvl="3">
+      <w:start w:val="1"/>
+      <w:numFmt w:val="decimal"/>
+      <w:lvlText w:val="(%4)"/>
+      <w:lvlJc w:val="left"/>
+      <w:pPr>
+        <w:ind w:left="1440" w:hanging="360"/>
+      </w:pPr>
+    </w:lvl>
+    <w:lvl w:ilvl="4">
+      <w:start w:val="1"/>
+      <w:numFmt w:val="lowerLetter"/>
+      <w:lvlText w:val="(%5)"/>
+      <w:lvlJc w:val="left"/>
+      <w:pPr>
+        <w:ind w:left="1800" w:hanging="360"/>
+      </w:pPr>
+    </w:lvl>
+    <w:lvl w:ilvl="5">
+      <w:start w:val="1"/>
+      <w:numFmt w:val="lowerRoman"/>
+      <w:lvlText w:val="(%6)"/>
+      <w:lvlJc w:val="left"/>
+      <w:pPr>
+        <w:ind w:left="2160" w:hanging="360"/>
+      </w:pPr>
+    </w:lvl>
+    <w:lvl w:ilvl="6">
+      <w:start w:val="1"/>
+      <w:numFmt w:val="decimal"/>
+      <w:lvlText w:val="%7."/>
+      <w:lvlJc w:val="left"/>
+      <w:pPr>
+        <w:ind w:left="2520" w:hanging="360"/>
+      </w:pPr>
+    </w:lvl>
+    <w:lvl w:ilvl="7">
+      <w:start w:val="1"/>
+      <w:numFmt w:val="lowerLetter"/>
+      <w:lvlText w:val="%8."/>
+      <w:lvlJc w:val="left"/>
+      <w:pPr>
+        <w:ind w:left="2880" w:hanging="360"/>
+      </w:pPr>
+    </w:lvl>
+    <w:lvl w:ilvl="8">
+      <w:start w:val="1"/>
+      <w:numFmt w:val="lowerRoman"/>
+      <w:lvlText w:val="%9."/>
+      <w:lvlJc w:val="left"/>
+      <w:pPr>
+        <w:ind w:left="3240" w:hanging="360"/>
+      </w:pPr>
+    </w:lvl>
+  </w:abstractNum>
+  <w:abstractNum w:abstractNumId="31" w15:restartNumberingAfterBreak="0">
+    <w:nsid w:val="7A2C3EB3"/>
+    <w:multiLevelType w:val="multilevel"/>
+    <w:tmpl w:val="84B46318"/>
+    <w:lvl w:ilvl="0">
+      <w:start w:val="1"/>
+      <w:numFmt w:val="upperRoman"/>
+      <w:lvlText w:val="Article %1."/>
+      <w:lvlJc w:val="left"/>
+      <w:pPr>
+        <w:ind w:left="0" w:firstLine="0"/>
+      </w:pPr>
+    </w:lvl>
+    <w:lvl w:ilvl="1">
+      <w:start w:val="1"/>
+      <w:numFmt w:val="decimalZero"/>
+      <w:isLgl/>
+      <w:lvlText w:val="Section %1.%2"/>
+      <w:lvlJc w:val="left"/>
+      <w:pPr>
+        <w:ind w:left="0" w:firstLine="0"/>
+      </w:pPr>
+    </w:lvl>
+    <w:lvl w:ilvl="2">
+      <w:start w:val="1"/>
+      <w:numFmt w:val="lowerLetter"/>
+      <w:lvlText w:val="(%3)"/>
+      <w:lvlJc w:val="left"/>
+      <w:pPr>
+        <w:ind w:left="720" w:hanging="432"/>
+      </w:pPr>
+    </w:lvl>
+    <w:lvl w:ilvl="3">
+      <w:start w:val="1"/>
+      <w:numFmt w:val="lowerRoman"/>
+      <w:lvlText w:val="(%4)"/>
+      <w:lvlJc w:val="right"/>
+      <w:pPr>
+        <w:ind w:left="864" w:hanging="144"/>
+      </w:pPr>
+    </w:lvl>
+    <w:lvl w:ilvl="4">
+      <w:start w:val="1"/>
+      <w:numFmt w:val="decimal"/>
+      <w:lvlText w:val="%5)"/>
+      <w:lvlJc w:val="left"/>
+      <w:pPr>
+        <w:ind w:left="1008" w:hanging="432"/>
+      </w:pPr>
+    </w:lvl>
+    <w:lvl w:ilvl="5">
+      <w:start w:val="1"/>
+      <w:numFmt w:val="lowerLetter"/>
+      <w:lvlText w:val="%6)"/>
+      <w:lvlJc w:val="left"/>
+      <w:pPr>
+        <w:ind w:left="1152" w:hanging="432"/>
+      </w:pPr>
+    </w:lvl>
+    <w:lvl w:ilvl="6">
+      <w:start w:val="1"/>
+      <w:numFmt w:val="lowerRoman"/>
+      <w:lvlText w:val="%7)"/>
+      <w:lvlJc w:val="right"/>
+      <w:pPr>
+        <w:ind w:left="1296" w:hanging="288"/>
+      </w:pPr>
+    </w:lvl>
+    <w:lvl w:ilvl="7">
+      <w:start w:val="1"/>
+      <w:numFmt w:val="lowerLetter"/>
+      <w:lvlText w:val="%8."/>
+      <w:lvlJc w:val="left"/>
+      <w:pPr>
+        <w:ind w:left="1440" w:hanging="432"/>
+      </w:pPr>
+    </w:lvl>
+    <w:lvl w:ilvl="8">
+      <w:start w:val="1"/>
+      <w:numFmt w:val="lowerRoman"/>
+      <w:lvlText w:val="%9."/>
+      <w:lvlJc w:val="right"/>
+      <w:pPr>
+        <w:ind w:left="1584" w:hanging="144"/>
+      </w:pPr>
+    </w:lvl>
+  </w:abstractNum>
   <w:abstractNum w:abstractNumId="32" w15:restartNumberingAfterBreak="0">
+    <w:nsid w:val="7B037D49"/>
+    <w:multiLevelType w:val="hybridMultilevel"/>
+    <w:tmpl w:val="5AFAA0BC"/>
+    <w:lvl w:ilvl="0" w:tplc="04090001">
+      <w:start w:val="1"/>
+      <w:numFmt w:val="bullet"/>
+      <w:lvlText w:val=""/>
+      <w:lvlJc w:val="left"/>
+      <w:pPr>
+        <w:ind w:left="1800" w:hanging="360"/>
+      </w:pPr>
+      <w:rPr>
+        <w:rFonts w:ascii="Symbol" w:hAnsi="Symbol" w:hint="default"/>
+      </w:rPr>
+    </w:lvl>
+    <w:lvl w:ilvl="1" w:tplc="04090003" w:tentative="1">
+      <w:start w:val="1"/>
+      <w:numFmt w:val="bullet"/>
+      <w:lvlText w:val="o"/>
+      <w:lvlJc w:val="left"/>
+      <w:pPr>
+        <w:ind w:left="2520" w:hanging="360"/>
+      </w:pPr>
+      <w:rPr>
+        <w:rFonts w:ascii="Courier New" w:hAnsi="Courier New" w:cs="Courier New" w:hint="default"/>
+      </w:rPr>
+    </w:lvl>
+    <w:lvl w:ilvl="2" w:tplc="04090005" w:tentative="1">
+      <w:start w:val="1"/>
+      <w:numFmt w:val="bullet"/>
+      <w:lvlText w:val=""/>
+      <w:lvlJc w:val="left"/>
+      <w:pPr>
+        <w:ind w:left="3240" w:hanging="360"/>
+      </w:pPr>
+      <w:rPr>
+        <w:rFonts w:ascii="Wingdings" w:hAnsi="Wingdings" w:hint="default"/>
+      </w:rPr>
+    </w:lvl>
+    <w:lvl w:ilvl="3" w:tplc="04090001" w:tentative="1">
+      <w:start w:val="1"/>
+      <w:numFmt w:val="bullet"/>
+      <w:lvlText w:val=""/>
+      <w:lvlJc w:val="left"/>
+      <w:pPr>
+        <w:ind w:left="3960" w:hanging="360"/>
+      </w:pPr>
+      <w:rPr>
+        <w:rFonts w:ascii="Symbol" w:hAnsi="Symbol" w:hint="default"/>
+      </w:rPr>
+    </w:lvl>
+    <w:lvl w:ilvl="4" w:tplc="04090003" w:tentative="1">
+      <w:start w:val="1"/>
+      <w:numFmt w:val="bullet"/>
+      <w:lvlText w:val="o"/>
+      <w:lvlJc w:val="left"/>
+      <w:pPr>
+        <w:ind w:left="4680" w:hanging="360"/>
+      </w:pPr>
+      <w:rPr>
+        <w:rFonts w:ascii="Courier New" w:hAnsi="Courier New" w:cs="Courier New" w:hint="default"/>
+      </w:rPr>
+    </w:lvl>
+    <w:lvl w:ilvl="5" w:tplc="04090005" w:tentative="1">
+      <w:start w:val="1"/>
+      <w:numFmt w:val="bullet"/>
+      <w:lvlText w:val=""/>
+      <w:lvlJc w:val="left"/>
+      <w:pPr>
+        <w:ind w:left="5400" w:hanging="360"/>
+      </w:pPr>
+      <w:rPr>
+        <w:rFonts w:ascii="Wingdings" w:hAnsi="Wingdings" w:hint="default"/>
+      </w:rPr>
+    </w:lvl>
+    <w:lvl w:ilvl="6" w:tplc="04090001" w:tentative="1">
+      <w:start w:val="1"/>
+      <w:numFmt w:val="bullet"/>
+      <w:lvlText w:val=""/>
+      <w:lvlJc w:val="left"/>
+      <w:pPr>
+        <w:ind w:left="6120" w:hanging="360"/>
+      </w:pPr>
+      <w:rPr>
+        <w:rFonts w:ascii="Symbol" w:hAnsi="Symbol" w:hint="default"/>
+      </w:rPr>
+    </w:lvl>
+    <w:lvl w:ilvl="7" w:tplc="04090003" w:tentative="1">
+      <w:start w:val="1"/>
+      <w:numFmt w:val="bullet"/>
+      <w:lvlText w:val="o"/>
+      <w:lvlJc w:val="left"/>
+      <w:pPr>
+        <w:ind w:left="6840" w:hanging="360"/>
+      </w:pPr>
+      <w:rPr>
+        <w:rFonts w:ascii="Courier New" w:hAnsi="Courier New" w:cs="Courier New" w:hint="default"/>
+      </w:rPr>
+    </w:lvl>
+    <w:lvl w:ilvl="8" w:tplc="04090005" w:tentative="1">
+      <w:start w:val="1"/>
+      <w:numFmt w:val="bullet"/>
+      <w:lvlText w:val=""/>
+      <w:lvlJc w:val="left"/>
+      <w:pPr>
+        <w:ind w:left="7560" w:hanging="360"/>
+      </w:pPr>
+      <w:rPr>
+        <w:rFonts w:ascii="Wingdings" w:hAnsi="Wingdings" w:hint="default"/>
+      </w:rPr>
+    </w:lvl>
+  </w:abstractNum>
+  <w:abstractNum w:abstractNumId="33" w15:restartNumberingAfterBreak="0">
     <w:nsid w:val="7F3A1AB1"/>
     <w:multiLevelType w:val="multilevel"/>
     <w:tmpl w:val="04090023"/>
@@ -23379,16 +24846,16 @@
     <w:abstractNumId w:val="18"/>
   </w:num>
   <w:num w:numId="5" w16cid:durableId="885527287">
+    <w:abstractNumId w:val="30"/>
+  </w:num>
+  <w:num w:numId="6" w16cid:durableId="666713966">
+    <w:abstractNumId w:val="31"/>
+  </w:num>
+  <w:num w:numId="7" w16cid:durableId="2041739630">
     <w:abstractNumId w:val="29"/>
   </w:num>
-  <w:num w:numId="6" w16cid:durableId="666713966">
-    <w:abstractNumId w:val="30"/>
-  </w:num>
-  <w:num w:numId="7" w16cid:durableId="2041739630">
-    <w:abstractNumId w:val="28"/>
-  </w:num>
   <w:num w:numId="8" w16cid:durableId="829444983">
-    <w:abstractNumId w:val="32"/>
+    <w:abstractNumId w:val="33"/>
   </w:num>
   <w:num w:numId="9" w16cid:durableId="1848788044">
     <w:abstractNumId w:val="9"/>
@@ -23442,7 +24909,7 @@
     <w:abstractNumId w:val="26"/>
   </w:num>
   <w:num w:numId="26" w16cid:durableId="699432710">
-    <w:abstractNumId w:val="27"/>
+    <w:abstractNumId w:val="28"/>
   </w:num>
   <w:num w:numId="27" w16cid:durableId="562566855">
     <w:abstractNumId w:val="13"/>
@@ -23451,7 +24918,7 @@
     <w:abstractNumId w:val="12"/>
   </w:num>
   <w:num w:numId="29" w16cid:durableId="220025814">
-    <w:abstractNumId w:val="31"/>
+    <w:abstractNumId w:val="32"/>
   </w:num>
   <w:num w:numId="30" w16cid:durableId="1052971032">
     <w:abstractNumId w:val="17"/>
@@ -23464,6 +24931,9 @@
   </w:num>
   <w:num w:numId="33" w16cid:durableId="142703083">
     <w:abstractNumId w:val="14"/>
+  </w:num>
+  <w:num w:numId="34" w16cid:durableId="758991715">
+    <w:abstractNumId w:val="27"/>
   </w:num>
 </w:numbering>
 </file>
@@ -24087,6 +25557,7 @@
   <w:style w:type="character" w:default="1" w:styleId="DefaultParagraphFont">
     <w:name w:val="Default Paragraph Font"/>
     <w:uiPriority w:val="1"/>
+    <w:semiHidden/>
     <w:unhideWhenUsed/>
   </w:style>
   <w:style w:type="table" w:default="1" w:styleId="TableNormal">
@@ -25091,9 +26562,11 @@
     <w:rsid w:val="001113B1"/>
     <w:rsid w:val="001D4B68"/>
     <w:rsid w:val="003021AC"/>
+    <w:rsid w:val="00983BEF"/>
     <w:rsid w:val="00A01A35"/>
     <w:rsid w:val="00A51B1A"/>
     <w:rsid w:val="00AD5C55"/>
+    <w:rsid w:val="00FB0447"/>
   </w:rsids>
   <m:mathPr>
     <m:mathFont m:val="Cambria Math"/>
@@ -25821,194 +27294,6 @@
 </file>
 
 <file path=customXml/item1.xml><?xml version="1.0" encoding="utf-8"?>
-<p:properties xmlns:p="http://schemas.microsoft.com/office/2006/metadata/properties" xmlns:xsi="http://www.w3.org/2001/XMLSchema-instance" xmlns:pc="http://schemas.microsoft.com/office/infopath/2007/PartnerControls">
-  <documentManagement>
-    <APDescription xmlns="4873beb7-5857-4685-be1f-d57550cc96cc" xsi:nil="true"/>
-    <AssetExpire xmlns="4873beb7-5857-4685-be1f-d57550cc96cc">2029-01-01T08:00:00+00:00</AssetExpire>
-    <CampaignTagsTaxHTField0 xmlns="4873beb7-5857-4685-be1f-d57550cc96cc">
-      <Terms xmlns="http://schemas.microsoft.com/office/infopath/2007/PartnerControls"/>
-    </CampaignTagsTaxHTField0>
-    <IntlLangReviewDate xmlns="4873beb7-5857-4685-be1f-d57550cc96cc" xsi:nil="true"/>
-    <TPFriendlyName xmlns="4873beb7-5857-4685-be1f-d57550cc96cc" xsi:nil="true"/>
-    <IntlLangReview xmlns="4873beb7-5857-4685-be1f-d57550cc96cc">false</IntlLangReview>
-    <LocLastLocAttemptVersionLookup xmlns="4873beb7-5857-4685-be1f-d57550cc96cc">864570</LocLastLocAttemptVersionLookup>
-    <PolicheckWords xmlns="4873beb7-5857-4685-be1f-d57550cc96cc" xsi:nil="true"/>
-    <SubmitterId xmlns="4873beb7-5857-4685-be1f-d57550cc96cc" xsi:nil="true"/>
-    <AcquiredFrom xmlns="4873beb7-5857-4685-be1f-d57550cc96cc">Internal MS</AcquiredFrom>
-    <EditorialStatus xmlns="4873beb7-5857-4685-be1f-d57550cc96cc">Complete</EditorialStatus>
-    <Markets xmlns="4873beb7-5857-4685-be1f-d57550cc96cc"/>
-    <OriginAsset xmlns="4873beb7-5857-4685-be1f-d57550cc96cc" xsi:nil="true"/>
-    <AssetStart xmlns="4873beb7-5857-4685-be1f-d57550cc96cc">2012-11-01T04:53:00+00:00</AssetStart>
-    <FriendlyTitle xmlns="4873beb7-5857-4685-be1f-d57550cc96cc" xsi:nil="true"/>
-    <MarketSpecific xmlns="4873beb7-5857-4685-be1f-d57550cc96cc">false</MarketSpecific>
-    <TPNamespace xmlns="4873beb7-5857-4685-be1f-d57550cc96cc" xsi:nil="true"/>
-    <PublishStatusLookup xmlns="4873beb7-5857-4685-be1f-d57550cc96cc">
-      <Value>1655138</Value>
-    </PublishStatusLookup>
-    <APAuthor xmlns="4873beb7-5857-4685-be1f-d57550cc96cc">
-      <UserInfo>
-        <DisplayName>MIDDLEEAST\v-keerth</DisplayName>
-        <AccountId>2799</AccountId>
-        <AccountType/>
-      </UserInfo>
-    </APAuthor>
-    <TPCommandLine xmlns="4873beb7-5857-4685-be1f-d57550cc96cc" xsi:nil="true"/>
-    <IntlLangReviewer xmlns="4873beb7-5857-4685-be1f-d57550cc96cc" xsi:nil="true"/>
-    <OpenTemplate xmlns="4873beb7-5857-4685-be1f-d57550cc96cc">true</OpenTemplate>
-    <CSXSubmissionDate xmlns="4873beb7-5857-4685-be1f-d57550cc96cc" xsi:nil="true"/>
-    <TaxCatchAll xmlns="4873beb7-5857-4685-be1f-d57550cc96cc"/>
-    <Manager xmlns="4873beb7-5857-4685-be1f-d57550cc96cc" xsi:nil="true"/>
-    <NumericId xmlns="4873beb7-5857-4685-be1f-d57550cc96cc" xsi:nil="true"/>
-    <ParentAssetId xmlns="4873beb7-5857-4685-be1f-d57550cc96cc" xsi:nil="true"/>
-    <OriginalSourceMarket xmlns="4873beb7-5857-4685-be1f-d57550cc96cc" xsi:nil="true"/>
-    <ApprovalStatus xmlns="4873beb7-5857-4685-be1f-d57550cc96cc">InProgress</ApprovalStatus>
-    <TPComponent xmlns="4873beb7-5857-4685-be1f-d57550cc96cc" xsi:nil="true"/>
-    <EditorialTags xmlns="4873beb7-5857-4685-be1f-d57550cc96cc" xsi:nil="true"/>
-    <TPExecutable xmlns="4873beb7-5857-4685-be1f-d57550cc96cc" xsi:nil="true"/>
-    <TPLaunchHelpLink xmlns="4873beb7-5857-4685-be1f-d57550cc96cc" xsi:nil="true"/>
-    <LocComments xmlns="4873beb7-5857-4685-be1f-d57550cc96cc" xsi:nil="true"/>
-    <LocRecommendedHandoff xmlns="4873beb7-5857-4685-be1f-d57550cc96cc" xsi:nil="true"/>
-    <SourceTitle xmlns="4873beb7-5857-4685-be1f-d57550cc96cc" xsi:nil="true"/>
-    <CSXUpdate xmlns="4873beb7-5857-4685-be1f-d57550cc96cc">false</CSXUpdate>
-    <IntlLocPriority xmlns="4873beb7-5857-4685-be1f-d57550cc96cc" xsi:nil="true"/>
-    <UAProjectedTotalWords xmlns="4873beb7-5857-4685-be1f-d57550cc96cc" xsi:nil="true"/>
-    <AssetType xmlns="4873beb7-5857-4685-be1f-d57550cc96cc">TP</AssetType>
-    <MachineTranslated xmlns="4873beb7-5857-4685-be1f-d57550cc96cc">false</MachineTranslated>
-    <OutputCachingOn xmlns="4873beb7-5857-4685-be1f-d57550cc96cc">false</OutputCachingOn>
-    <TemplateStatus xmlns="4873beb7-5857-4685-be1f-d57550cc96cc">Complete</TemplateStatus>
-    <IsSearchable xmlns="4873beb7-5857-4685-be1f-d57550cc96cc">true</IsSearchable>
-    <ContentItem xmlns="4873beb7-5857-4685-be1f-d57550cc96cc" xsi:nil="true"/>
-    <HandoffToMSDN xmlns="4873beb7-5857-4685-be1f-d57550cc96cc" xsi:nil="true"/>
-    <ShowIn xmlns="4873beb7-5857-4685-be1f-d57550cc96cc">Show everywhere</ShowIn>
-    <ThumbnailAssetId xmlns="4873beb7-5857-4685-be1f-d57550cc96cc" xsi:nil="true"/>
-    <UALocComments xmlns="4873beb7-5857-4685-be1f-d57550cc96cc" xsi:nil="true"/>
-    <UALocRecommendation xmlns="4873beb7-5857-4685-be1f-d57550cc96cc">Localize</UALocRecommendation>
-    <LastModifiedDateTime xmlns="4873beb7-5857-4685-be1f-d57550cc96cc" xsi:nil="true"/>
-    <LegacyData xmlns="4873beb7-5857-4685-be1f-d57550cc96cc" xsi:nil="true"/>
-    <LocManualTestRequired xmlns="4873beb7-5857-4685-be1f-d57550cc96cc">false</LocManualTestRequired>
-    <LocMarketGroupTiers2 xmlns="4873beb7-5857-4685-be1f-d57550cc96cc" xsi:nil="true"/>
-    <ClipArtFilename xmlns="4873beb7-5857-4685-be1f-d57550cc96cc" xsi:nil="true"/>
-    <TPApplication xmlns="4873beb7-5857-4685-be1f-d57550cc96cc" xsi:nil="true"/>
-    <CSXHash xmlns="4873beb7-5857-4685-be1f-d57550cc96cc" xsi:nil="true"/>
-    <DirectSourceMarket xmlns="4873beb7-5857-4685-be1f-d57550cc96cc" xsi:nil="true"/>
-    <PrimaryImageGen xmlns="4873beb7-5857-4685-be1f-d57550cc96cc">true</PrimaryImageGen>
-    <PlannedPubDate xmlns="4873beb7-5857-4685-be1f-d57550cc96cc" xsi:nil="true"/>
-    <CSXSubmissionMarket xmlns="4873beb7-5857-4685-be1f-d57550cc96cc" xsi:nil="true"/>
-    <Downloads xmlns="4873beb7-5857-4685-be1f-d57550cc96cc">0</Downloads>
-    <ArtSampleDocs xmlns="4873beb7-5857-4685-be1f-d57550cc96cc" xsi:nil="true"/>
-    <TrustLevel xmlns="4873beb7-5857-4685-be1f-d57550cc96cc">1 Microsoft Managed Content</TrustLevel>
-    <BlockPublish xmlns="4873beb7-5857-4685-be1f-d57550cc96cc">false</BlockPublish>
-    <TPLaunchHelpLinkType xmlns="4873beb7-5857-4685-be1f-d57550cc96cc">Template</TPLaunchHelpLinkType>
-    <LocalizationTagsTaxHTField0 xmlns="4873beb7-5857-4685-be1f-d57550cc96cc">
-      <Terms xmlns="http://schemas.microsoft.com/office/infopath/2007/PartnerControls"/>
-    </LocalizationTagsTaxHTField0>
-    <BusinessGroup xmlns="4873beb7-5857-4685-be1f-d57550cc96cc" xsi:nil="true"/>
-    <Providers xmlns="4873beb7-5857-4685-be1f-d57550cc96cc" xsi:nil="true"/>
-    <TemplateTemplateType xmlns="4873beb7-5857-4685-be1f-d57550cc96cc">Word Document Template</TemplateTemplateType>
-    <TimesCloned xmlns="4873beb7-5857-4685-be1f-d57550cc96cc" xsi:nil="true"/>
-    <TPAppVersion xmlns="4873beb7-5857-4685-be1f-d57550cc96cc" xsi:nil="true"/>
-    <VoteCount xmlns="4873beb7-5857-4685-be1f-d57550cc96cc" xsi:nil="true"/>
-    <AverageRating xmlns="4873beb7-5857-4685-be1f-d57550cc96cc" xsi:nil="true"/>
-    <FeatureTagsTaxHTField0 xmlns="4873beb7-5857-4685-be1f-d57550cc96cc">
-      <Terms xmlns="http://schemas.microsoft.com/office/infopath/2007/PartnerControls"/>
-    </FeatureTagsTaxHTField0>
-    <Provider xmlns="4873beb7-5857-4685-be1f-d57550cc96cc" xsi:nil="true"/>
-    <UACurrentWords xmlns="4873beb7-5857-4685-be1f-d57550cc96cc" xsi:nil="true"/>
-    <AssetId xmlns="4873beb7-5857-4685-be1f-d57550cc96cc">TP103749966</AssetId>
-    <TPClientViewer xmlns="4873beb7-5857-4685-be1f-d57550cc96cc" xsi:nil="true"/>
-    <DSATActionTaken xmlns="4873beb7-5857-4685-be1f-d57550cc96cc" xsi:nil="true"/>
-    <APEditor xmlns="4873beb7-5857-4685-be1f-d57550cc96cc">
-      <UserInfo>
-        <DisplayName/>
-        <AccountId xsi:nil="true"/>
-        <AccountType/>
-      </UserInfo>
-    </APEditor>
-    <TPInstallLocation xmlns="4873beb7-5857-4685-be1f-d57550cc96cc" xsi:nil="true"/>
-    <OOCacheId xmlns="4873beb7-5857-4685-be1f-d57550cc96cc" xsi:nil="true"/>
-    <IsDeleted xmlns="4873beb7-5857-4685-be1f-d57550cc96cc">false</IsDeleted>
-    <PublishTargets xmlns="4873beb7-5857-4685-be1f-d57550cc96cc">OfficeOnlineVNext</PublishTargets>
-    <ApprovalLog xmlns="4873beb7-5857-4685-be1f-d57550cc96cc" xsi:nil="true"/>
-    <BugNumber xmlns="4873beb7-5857-4685-be1f-d57550cc96cc" xsi:nil="true"/>
-    <CrawlForDependencies xmlns="4873beb7-5857-4685-be1f-d57550cc96cc">false</CrawlForDependencies>
-    <InternalTagsTaxHTField0 xmlns="4873beb7-5857-4685-be1f-d57550cc96cc">
-      <Terms xmlns="http://schemas.microsoft.com/office/infopath/2007/PartnerControls"/>
-    </InternalTagsTaxHTField0>
-    <LastHandOff xmlns="4873beb7-5857-4685-be1f-d57550cc96cc" xsi:nil="true"/>
-    <Milestone xmlns="4873beb7-5857-4685-be1f-d57550cc96cc" xsi:nil="true"/>
-    <OriginalRelease xmlns="4873beb7-5857-4685-be1f-d57550cc96cc">15</OriginalRelease>
-    <RecommendationsModifier xmlns="4873beb7-5857-4685-be1f-d57550cc96cc" xsi:nil="true"/>
-    <ScenarioTagsTaxHTField0 xmlns="4873beb7-5857-4685-be1f-d57550cc96cc">
-      <Terms xmlns="http://schemas.microsoft.com/office/infopath/2007/PartnerControls"/>
-    </ScenarioTagsTaxHTField0>
-    <UANotes xmlns="4873beb7-5857-4685-be1f-d57550cc96cc" xsi:nil="true"/>
-  </documentManagement>
-</p:properties>
-</file>
-
-<file path=customXml/item2.xml><?xml version="1.0" encoding="utf-8"?>
-<b:Sources xmlns:b="http://schemas.openxmlformats.org/officeDocument/2006/bibliography" SelectedStyle="\APA.XSL" StyleName="APA">
-  <b:Source>
-    <b:Tag>RSt01</b:Tag>
-    <b:SourceType>Book</b:SourceType>
-    <b:Guid>{7AD77338-905D-470F-B1E0-188E68B0C2E5}</b:Guid>
-    <b:Author>
-      <b:Author>
-        <b:NameList>
-          <b:Person>
-            <b:Last>Stair</b:Last>
-            <b:First>R</b:First>
-          </b:Person>
-          <b:Person>
-            <b:Last>Reynolds</b:Last>
-            <b:First>G.</b:First>
-          </b:Person>
-        </b:NameList>
-      </b:Author>
-    </b:Author>
-    <b:Title>Principles of Information Systems</b:Title>
-    <b:Year>2001</b:Year>
-    <b:City>Boston</b:City>
-    <b:Publisher>Course Technology</b:Publisher>
-    <b:RefOrder>1</b:RefOrder>
-  </b:Source>
-  <b:Source>
-    <b:Tag>Kro09</b:Tag>
-    <b:SourceType>Book</b:SourceType>
-    <b:Guid>{BECAF388-DFB8-4ECD-A8A7-68C152322225}</b:Guid>
-    <b:Author>
-      <b:Author>
-        <b:NameList>
-          <b:Person>
-            <b:Last>Kroenke</b:Last>
-            <b:First>D.</b:First>
-          </b:Person>
-          <b:Person>
-            <b:Last>Auer</b:Last>
-            <b:First>D.</b:First>
-          </b:Person>
-        </b:NameList>
-      </b:Author>
-    </b:Author>
-    <b:Year>2009</b:Year>
-    <b:Title>Database Concepts</b:Title>
-    <b:City>New Jersey</b:City>
-    <b:Publisher>Prentice Hall</b:Publisher>
-    <b:RefOrder>2</b:RefOrder>
-  </b:Source>
-</b:Sources>
-</file>
-
-<file path=customXml/item3.xml><?xml version="1.0" encoding="utf-8"?>
-<?mso-contentType ?>
-<FormTemplates xmlns="http://schemas.microsoft.com/sharepoint/v3/contenttype/forms">
-  <Display>DocumentLibraryForm</Display>
-  <Edit>AssetEditForm</Edit>
-  <New>DocumentLibraryForm</New>
-</FormTemplates>
-</file>
-
-<file path=customXml/item4.xml><?xml version="1.0" encoding="utf-8"?>
 <ct:contentTypeSchema xmlns:ct="http://schemas.microsoft.com/office/2006/metadata/contentType" xmlns:ma="http://schemas.microsoft.com/office/2006/metadata/properties/metaAttributes" ct:_="" ma:_="" ma:contentTypeName="TemplateFile" ma:contentTypeID="0x0101006EDDDB5EE6D98C44930B742096920B300400F5B6D36B3EF94B4E9A635CDF2A18F5B8" ma:contentTypeVersion="72" ma:contentTypeDescription="Create a new document." ma:contentTypeScope="" ma:versionID="a23e56308344d904b51738559c3d67c9">
   <xsd:schema xmlns:xsd="http://www.w3.org/2001/XMLSchema" xmlns:xs="http://www.w3.org/2001/XMLSchema" xmlns:p="http://schemas.microsoft.com/office/2006/metadata/properties" xmlns:ns2="4873beb7-5857-4685-be1f-d57550cc96cc" targetNamespace="http://schemas.microsoft.com/office/2006/metadata/properties" ma:root="true" ma:fieldsID="cd0908cc4600e77bf5da051303e00c8d" ns2:_="">
     <xsd:import namespace="4873beb7-5857-4685-be1f-d57550cc96cc"/>
@@ -27048,33 +28333,195 @@
 </ct:contentTypeSchema>
 </file>
 
-<file path=customXml/itemProps1.xml><?xml version="1.0" encoding="utf-8"?>
-<ds:datastoreItem xmlns:ds="http://schemas.openxmlformats.org/officeDocument/2006/customXml" ds:itemID="{83AE4ADC-D632-40A7-A0C1-0481BB069C4F}">
-  <ds:schemaRefs>
-    <ds:schemaRef ds:uri="http://schemas.microsoft.com/office/2006/metadata/properties"/>
-    <ds:schemaRef ds:uri="http://schemas.microsoft.com/office/infopath/2007/PartnerControls"/>
-    <ds:schemaRef ds:uri="4873beb7-5857-4685-be1f-d57550cc96cc"/>
-  </ds:schemaRefs>
-</ds:datastoreItem>
+<file path=customXml/item2.xml><?xml version="1.0" encoding="utf-8"?>
+<?mso-contentType ?>
+<FormTemplates xmlns="http://schemas.microsoft.com/sharepoint/v3/contenttype/forms">
+  <Display>DocumentLibraryForm</Display>
+  <Edit>AssetEditForm</Edit>
+  <New>DocumentLibraryForm</New>
+</FormTemplates>
 </file>
 
-<file path=customXml/itemProps2.xml><?xml version="1.0" encoding="utf-8"?>
-<ds:datastoreItem xmlns:ds="http://schemas.openxmlformats.org/officeDocument/2006/customXml" ds:itemID="{63845576-3AAD-46BE-AD0B-A27E8F7E4DE9}">
-  <ds:schemaRefs>
-    <ds:schemaRef ds:uri="http://schemas.openxmlformats.org/officeDocument/2006/bibliography"/>
-  </ds:schemaRefs>
-</ds:datastoreItem>
+<file path=customXml/item3.xml><?xml version="1.0" encoding="utf-8"?>
+<b:Sources xmlns:b="http://schemas.openxmlformats.org/officeDocument/2006/bibliography" SelectedStyle="\APA.XSL" StyleName="APA">
+  <b:Source>
+    <b:Tag>RSt01</b:Tag>
+    <b:SourceType>Book</b:SourceType>
+    <b:Guid>{7AD77338-905D-470F-B1E0-188E68B0C2E5}</b:Guid>
+    <b:Author>
+      <b:Author>
+        <b:NameList>
+          <b:Person>
+            <b:Last>Stair</b:Last>
+            <b:First>R</b:First>
+          </b:Person>
+          <b:Person>
+            <b:Last>Reynolds</b:Last>
+            <b:First>G.</b:First>
+          </b:Person>
+        </b:NameList>
+      </b:Author>
+    </b:Author>
+    <b:Title>Principles of Information Systems</b:Title>
+    <b:Year>2001</b:Year>
+    <b:City>Boston</b:City>
+    <b:Publisher>Course Technology</b:Publisher>
+    <b:RefOrder>1</b:RefOrder>
+  </b:Source>
+  <b:Source>
+    <b:Tag>Kro09</b:Tag>
+    <b:SourceType>Book</b:SourceType>
+    <b:Guid>{BECAF388-DFB8-4ECD-A8A7-68C152322225}</b:Guid>
+    <b:Author>
+      <b:Author>
+        <b:NameList>
+          <b:Person>
+            <b:Last>Kroenke</b:Last>
+            <b:First>D.</b:First>
+          </b:Person>
+          <b:Person>
+            <b:Last>Auer</b:Last>
+            <b:First>D.</b:First>
+          </b:Person>
+        </b:NameList>
+      </b:Author>
+    </b:Author>
+    <b:Year>2009</b:Year>
+    <b:Title>Database Concepts</b:Title>
+    <b:City>New Jersey</b:City>
+    <b:Publisher>Prentice Hall</b:Publisher>
+    <b:RefOrder>2</b:RefOrder>
+  </b:Source>
+</b:Sources>
 </file>
 
-<file path=customXml/itemProps3.xml><?xml version="1.0" encoding="utf-8"?>
-<ds:datastoreItem xmlns:ds="http://schemas.openxmlformats.org/officeDocument/2006/customXml" ds:itemID="{FF740C13-C6A2-43D3-86C5-4CBB969C2CB1}">
-  <ds:schemaRefs>
-    <ds:schemaRef ds:uri="http://schemas.microsoft.com/sharepoint/v3/contenttype/forms"/>
-  </ds:schemaRefs>
-</ds:datastoreItem>
+<file path=customXml/item4.xml><?xml version="1.0" encoding="utf-8"?>
+<p:properties xmlns:p="http://schemas.microsoft.com/office/2006/metadata/properties" xmlns:xsi="http://www.w3.org/2001/XMLSchema-instance" xmlns:pc="http://schemas.microsoft.com/office/infopath/2007/PartnerControls">
+  <documentManagement>
+    <APDescription xmlns="4873beb7-5857-4685-be1f-d57550cc96cc" xsi:nil="true"/>
+    <AssetExpire xmlns="4873beb7-5857-4685-be1f-d57550cc96cc">2029-01-01T08:00:00+00:00</AssetExpire>
+    <CampaignTagsTaxHTField0 xmlns="4873beb7-5857-4685-be1f-d57550cc96cc">
+      <Terms xmlns="http://schemas.microsoft.com/office/infopath/2007/PartnerControls"/>
+    </CampaignTagsTaxHTField0>
+    <IntlLangReviewDate xmlns="4873beb7-5857-4685-be1f-d57550cc96cc" xsi:nil="true"/>
+    <TPFriendlyName xmlns="4873beb7-5857-4685-be1f-d57550cc96cc" xsi:nil="true"/>
+    <IntlLangReview xmlns="4873beb7-5857-4685-be1f-d57550cc96cc">false</IntlLangReview>
+    <LocLastLocAttemptVersionLookup xmlns="4873beb7-5857-4685-be1f-d57550cc96cc">864570</LocLastLocAttemptVersionLookup>
+    <PolicheckWords xmlns="4873beb7-5857-4685-be1f-d57550cc96cc" xsi:nil="true"/>
+    <SubmitterId xmlns="4873beb7-5857-4685-be1f-d57550cc96cc" xsi:nil="true"/>
+    <AcquiredFrom xmlns="4873beb7-5857-4685-be1f-d57550cc96cc">Internal MS</AcquiredFrom>
+    <EditorialStatus xmlns="4873beb7-5857-4685-be1f-d57550cc96cc">Complete</EditorialStatus>
+    <Markets xmlns="4873beb7-5857-4685-be1f-d57550cc96cc"/>
+    <OriginAsset xmlns="4873beb7-5857-4685-be1f-d57550cc96cc" xsi:nil="true"/>
+    <AssetStart xmlns="4873beb7-5857-4685-be1f-d57550cc96cc">2012-11-01T04:53:00+00:00</AssetStart>
+    <FriendlyTitle xmlns="4873beb7-5857-4685-be1f-d57550cc96cc" xsi:nil="true"/>
+    <MarketSpecific xmlns="4873beb7-5857-4685-be1f-d57550cc96cc">false</MarketSpecific>
+    <TPNamespace xmlns="4873beb7-5857-4685-be1f-d57550cc96cc" xsi:nil="true"/>
+    <PublishStatusLookup xmlns="4873beb7-5857-4685-be1f-d57550cc96cc">
+      <Value>1655138</Value>
+    </PublishStatusLookup>
+    <APAuthor xmlns="4873beb7-5857-4685-be1f-d57550cc96cc">
+      <UserInfo>
+        <DisplayName>MIDDLEEAST\v-keerth</DisplayName>
+        <AccountId>2799</AccountId>
+        <AccountType/>
+      </UserInfo>
+    </APAuthor>
+    <TPCommandLine xmlns="4873beb7-5857-4685-be1f-d57550cc96cc" xsi:nil="true"/>
+    <IntlLangReviewer xmlns="4873beb7-5857-4685-be1f-d57550cc96cc" xsi:nil="true"/>
+    <OpenTemplate xmlns="4873beb7-5857-4685-be1f-d57550cc96cc">true</OpenTemplate>
+    <CSXSubmissionDate xmlns="4873beb7-5857-4685-be1f-d57550cc96cc" xsi:nil="true"/>
+    <TaxCatchAll xmlns="4873beb7-5857-4685-be1f-d57550cc96cc"/>
+    <Manager xmlns="4873beb7-5857-4685-be1f-d57550cc96cc" xsi:nil="true"/>
+    <NumericId xmlns="4873beb7-5857-4685-be1f-d57550cc96cc" xsi:nil="true"/>
+    <ParentAssetId xmlns="4873beb7-5857-4685-be1f-d57550cc96cc" xsi:nil="true"/>
+    <OriginalSourceMarket xmlns="4873beb7-5857-4685-be1f-d57550cc96cc" xsi:nil="true"/>
+    <ApprovalStatus xmlns="4873beb7-5857-4685-be1f-d57550cc96cc">InProgress</ApprovalStatus>
+    <TPComponent xmlns="4873beb7-5857-4685-be1f-d57550cc96cc" xsi:nil="true"/>
+    <EditorialTags xmlns="4873beb7-5857-4685-be1f-d57550cc96cc" xsi:nil="true"/>
+    <TPExecutable xmlns="4873beb7-5857-4685-be1f-d57550cc96cc" xsi:nil="true"/>
+    <TPLaunchHelpLink xmlns="4873beb7-5857-4685-be1f-d57550cc96cc" xsi:nil="true"/>
+    <LocComments xmlns="4873beb7-5857-4685-be1f-d57550cc96cc" xsi:nil="true"/>
+    <LocRecommendedHandoff xmlns="4873beb7-5857-4685-be1f-d57550cc96cc" xsi:nil="true"/>
+    <SourceTitle xmlns="4873beb7-5857-4685-be1f-d57550cc96cc" xsi:nil="true"/>
+    <CSXUpdate xmlns="4873beb7-5857-4685-be1f-d57550cc96cc">false</CSXUpdate>
+    <IntlLocPriority xmlns="4873beb7-5857-4685-be1f-d57550cc96cc" xsi:nil="true"/>
+    <UAProjectedTotalWords xmlns="4873beb7-5857-4685-be1f-d57550cc96cc" xsi:nil="true"/>
+    <AssetType xmlns="4873beb7-5857-4685-be1f-d57550cc96cc">TP</AssetType>
+    <MachineTranslated xmlns="4873beb7-5857-4685-be1f-d57550cc96cc">false</MachineTranslated>
+    <OutputCachingOn xmlns="4873beb7-5857-4685-be1f-d57550cc96cc">false</OutputCachingOn>
+    <TemplateStatus xmlns="4873beb7-5857-4685-be1f-d57550cc96cc">Complete</TemplateStatus>
+    <IsSearchable xmlns="4873beb7-5857-4685-be1f-d57550cc96cc">true</IsSearchable>
+    <ContentItem xmlns="4873beb7-5857-4685-be1f-d57550cc96cc" xsi:nil="true"/>
+    <HandoffToMSDN xmlns="4873beb7-5857-4685-be1f-d57550cc96cc" xsi:nil="true"/>
+    <ShowIn xmlns="4873beb7-5857-4685-be1f-d57550cc96cc">Show everywhere</ShowIn>
+    <ThumbnailAssetId xmlns="4873beb7-5857-4685-be1f-d57550cc96cc" xsi:nil="true"/>
+    <UALocComments xmlns="4873beb7-5857-4685-be1f-d57550cc96cc" xsi:nil="true"/>
+    <UALocRecommendation xmlns="4873beb7-5857-4685-be1f-d57550cc96cc">Localize</UALocRecommendation>
+    <LastModifiedDateTime xmlns="4873beb7-5857-4685-be1f-d57550cc96cc" xsi:nil="true"/>
+    <LegacyData xmlns="4873beb7-5857-4685-be1f-d57550cc96cc" xsi:nil="true"/>
+    <LocManualTestRequired xmlns="4873beb7-5857-4685-be1f-d57550cc96cc">false</LocManualTestRequired>
+    <LocMarketGroupTiers2 xmlns="4873beb7-5857-4685-be1f-d57550cc96cc" xsi:nil="true"/>
+    <ClipArtFilename xmlns="4873beb7-5857-4685-be1f-d57550cc96cc" xsi:nil="true"/>
+    <TPApplication xmlns="4873beb7-5857-4685-be1f-d57550cc96cc" xsi:nil="true"/>
+    <CSXHash xmlns="4873beb7-5857-4685-be1f-d57550cc96cc" xsi:nil="true"/>
+    <DirectSourceMarket xmlns="4873beb7-5857-4685-be1f-d57550cc96cc" xsi:nil="true"/>
+    <PrimaryImageGen xmlns="4873beb7-5857-4685-be1f-d57550cc96cc">true</PrimaryImageGen>
+    <PlannedPubDate xmlns="4873beb7-5857-4685-be1f-d57550cc96cc" xsi:nil="true"/>
+    <CSXSubmissionMarket xmlns="4873beb7-5857-4685-be1f-d57550cc96cc" xsi:nil="true"/>
+    <Downloads xmlns="4873beb7-5857-4685-be1f-d57550cc96cc">0</Downloads>
+    <ArtSampleDocs xmlns="4873beb7-5857-4685-be1f-d57550cc96cc" xsi:nil="true"/>
+    <TrustLevel xmlns="4873beb7-5857-4685-be1f-d57550cc96cc">1 Microsoft Managed Content</TrustLevel>
+    <BlockPublish xmlns="4873beb7-5857-4685-be1f-d57550cc96cc">false</BlockPublish>
+    <TPLaunchHelpLinkType xmlns="4873beb7-5857-4685-be1f-d57550cc96cc">Template</TPLaunchHelpLinkType>
+    <LocalizationTagsTaxHTField0 xmlns="4873beb7-5857-4685-be1f-d57550cc96cc">
+      <Terms xmlns="http://schemas.microsoft.com/office/infopath/2007/PartnerControls"/>
+    </LocalizationTagsTaxHTField0>
+    <BusinessGroup xmlns="4873beb7-5857-4685-be1f-d57550cc96cc" xsi:nil="true"/>
+    <Providers xmlns="4873beb7-5857-4685-be1f-d57550cc96cc" xsi:nil="true"/>
+    <TemplateTemplateType xmlns="4873beb7-5857-4685-be1f-d57550cc96cc">Word Document Template</TemplateTemplateType>
+    <TimesCloned xmlns="4873beb7-5857-4685-be1f-d57550cc96cc" xsi:nil="true"/>
+    <TPAppVersion xmlns="4873beb7-5857-4685-be1f-d57550cc96cc" xsi:nil="true"/>
+    <VoteCount xmlns="4873beb7-5857-4685-be1f-d57550cc96cc" xsi:nil="true"/>
+    <AverageRating xmlns="4873beb7-5857-4685-be1f-d57550cc96cc" xsi:nil="true"/>
+    <FeatureTagsTaxHTField0 xmlns="4873beb7-5857-4685-be1f-d57550cc96cc">
+      <Terms xmlns="http://schemas.microsoft.com/office/infopath/2007/PartnerControls"/>
+    </FeatureTagsTaxHTField0>
+    <Provider xmlns="4873beb7-5857-4685-be1f-d57550cc96cc" xsi:nil="true"/>
+    <UACurrentWords xmlns="4873beb7-5857-4685-be1f-d57550cc96cc" xsi:nil="true"/>
+    <AssetId xmlns="4873beb7-5857-4685-be1f-d57550cc96cc">TP103749966</AssetId>
+    <TPClientViewer xmlns="4873beb7-5857-4685-be1f-d57550cc96cc" xsi:nil="true"/>
+    <DSATActionTaken xmlns="4873beb7-5857-4685-be1f-d57550cc96cc" xsi:nil="true"/>
+    <APEditor xmlns="4873beb7-5857-4685-be1f-d57550cc96cc">
+      <UserInfo>
+        <DisplayName/>
+        <AccountId xsi:nil="true"/>
+        <AccountType/>
+      </UserInfo>
+    </APEditor>
+    <TPInstallLocation xmlns="4873beb7-5857-4685-be1f-d57550cc96cc" xsi:nil="true"/>
+    <OOCacheId xmlns="4873beb7-5857-4685-be1f-d57550cc96cc" xsi:nil="true"/>
+    <IsDeleted xmlns="4873beb7-5857-4685-be1f-d57550cc96cc">false</IsDeleted>
+    <PublishTargets xmlns="4873beb7-5857-4685-be1f-d57550cc96cc">OfficeOnlineVNext</PublishTargets>
+    <ApprovalLog xmlns="4873beb7-5857-4685-be1f-d57550cc96cc" xsi:nil="true"/>
+    <BugNumber xmlns="4873beb7-5857-4685-be1f-d57550cc96cc" xsi:nil="true"/>
+    <CrawlForDependencies xmlns="4873beb7-5857-4685-be1f-d57550cc96cc">false</CrawlForDependencies>
+    <InternalTagsTaxHTField0 xmlns="4873beb7-5857-4685-be1f-d57550cc96cc">
+      <Terms xmlns="http://schemas.microsoft.com/office/infopath/2007/PartnerControls"/>
+    </InternalTagsTaxHTField0>
+    <LastHandOff xmlns="4873beb7-5857-4685-be1f-d57550cc96cc" xsi:nil="true"/>
+    <Milestone xmlns="4873beb7-5857-4685-be1f-d57550cc96cc" xsi:nil="true"/>
+    <OriginalRelease xmlns="4873beb7-5857-4685-be1f-d57550cc96cc">15</OriginalRelease>
+    <RecommendationsModifier xmlns="4873beb7-5857-4685-be1f-d57550cc96cc" xsi:nil="true"/>
+    <ScenarioTagsTaxHTField0 xmlns="4873beb7-5857-4685-be1f-d57550cc96cc">
+      <Terms xmlns="http://schemas.microsoft.com/office/infopath/2007/PartnerControls"/>
+    </ScenarioTagsTaxHTField0>
+    <UANotes xmlns="4873beb7-5857-4685-be1f-d57550cc96cc" xsi:nil="true"/>
+  </documentManagement>
+</p:properties>
 </file>
 
-<file path=customXml/itemProps4.xml><?xml version="1.0" encoding="utf-8"?>
+<file path=customXml/itemProps1.xml><?xml version="1.0" encoding="utf-8"?>
 <ds:datastoreItem xmlns:ds="http://schemas.openxmlformats.org/officeDocument/2006/customXml" ds:itemID="{88FF2527-3592-4DBF-9FD9-FEA06E5BF9A7}">
   <ds:schemaRefs>
     <ds:schemaRef ds:uri="http://schemas.microsoft.com/office/2006/metadata/contentType"/>
@@ -27090,4 +28537,30 @@
     <ds:schemaRef ds:uri="http://schemas.microsoft.com/internal/obd"/>
   </ds:schemaRefs>
 </ds:datastoreItem>
+</file>
+
+<file path=customXml/itemProps2.xml><?xml version="1.0" encoding="utf-8"?>
+<ds:datastoreItem xmlns:ds="http://schemas.openxmlformats.org/officeDocument/2006/customXml" ds:itemID="{FF740C13-C6A2-43D3-86C5-4CBB969C2CB1}">
+  <ds:schemaRefs>
+    <ds:schemaRef ds:uri="http://schemas.microsoft.com/sharepoint/v3/contenttype/forms"/>
+  </ds:schemaRefs>
+</ds:datastoreItem>
+</file>
+
+<file path=customXml/itemProps3.xml><?xml version="1.0" encoding="utf-8"?>
+<ds:datastoreItem xmlns:ds="http://schemas.openxmlformats.org/officeDocument/2006/customXml" ds:itemID="{63845576-3AAD-46BE-AD0B-A27E8F7E4DE9}">
+  <ds:schemaRefs>
+    <ds:schemaRef ds:uri="http://schemas.openxmlformats.org/officeDocument/2006/bibliography"/>
+  </ds:schemaRefs>
+</ds:datastoreItem>
+</file>
+
+<file path=customXml/itemProps4.xml><?xml version="1.0" encoding="utf-8"?>
+<ds:datastoreItem xmlns:ds="http://schemas.openxmlformats.org/officeDocument/2006/customXml" ds:itemID="{83AE4ADC-D632-40A7-A0C1-0481BB069C4F}">
+  <ds:schemaRefs>
+    <ds:schemaRef ds:uri="http://schemas.microsoft.com/office/2006/metadata/properties"/>
+    <ds:schemaRef ds:uri="http://schemas.microsoft.com/office/infopath/2007/PartnerControls"/>
+    <ds:schemaRef ds:uri="4873beb7-5857-4685-be1f-d57550cc96cc"/>
+  </ds:schemaRefs>
+</ds:datastoreItem>
 </file>